--- a/ai_14/daniel_onyshko/epic_1/epic_1_report_daniel_onyshko.docx
+++ b/ai_14/daniel_onyshko/epic_1/epic_1_report_daniel_onyshko.docx
@@ -106,16 +106,16 @@
             <wp:extent cx="2727722" cy="2571750"/>
             <wp:effectExtent b="0" l="0" r="0" t="0"/>
             <wp:wrapNone/>
-            <wp:docPr descr="A blue and white logo&#10;&#10;Description automatically generated" id="43" name="image5.jpg"/>
+            <wp:docPr descr="A blue and white logo&#10;&#10;Description automatically generated" id="15" name="image1.jpg"/>
             <a:graphic>
               <a:graphicData uri="http://schemas.openxmlformats.org/drawingml/2006/picture">
                 <pic:pic>
                   <pic:nvPicPr>
-                    <pic:cNvPr descr="A blue and white logo&#10;&#10;Description automatically generated" id="0" name="image5.jpg"/>
+                    <pic:cNvPr descr="A blue and white logo&#10;&#10;Description automatically generated" id="0" name="image1.jpg"/>
                     <pic:cNvPicPr preferRelativeResize="0"/>
                   </pic:nvPicPr>
                   <pic:blipFill>
-                    <a:blip r:embed="rId7"/>
+                    <a:blip r:embed="rId6"/>
                     <a:srcRect b="0" l="0" r="0" t="0"/>
                     <a:stretch>
                       <a:fillRect/>
@@ -842,7 +842,7 @@
           <w:szCs w:val="32"/>
         </w:rPr>
       </w:pPr>
-      <w:bookmarkStart w:colFirst="0" w:colLast="0" w:name="_heading=h.j2v9n1zi5dx9" w:id="0"/>
+      <w:bookmarkStart w:colFirst="0" w:colLast="0" w:name="_j2v9n1zi5dx9" w:id="0"/>
       <w:bookmarkEnd w:id="0"/>
       <w:r>
         <w:rPr>
@@ -1443,7 +1443,7 @@
           <w:szCs w:val="24"/>
         </w:rPr>
       </w:pPr>
-      <w:hyperlink r:id="rId8">
+      <w:hyperlink r:id="rId7">
         <w:r>
           <w:rPr>
             <w:rFonts w:ascii="Times New Roman" w:cs="Times New Roman" w:eastAsia="Times New Roman" w:hAnsi="Times New Roman"/>
@@ -1698,7 +1698,7 @@
           <w:szCs w:val="24"/>
         </w:rPr>
       </w:pPr>
-      <w:hyperlink r:id="rId9">
+      <w:hyperlink r:id="rId8">
         <w:r>
           <w:rPr>
             <w:rFonts w:ascii="Times New Roman" w:cs="Times New Roman" w:eastAsia="Times New Roman" w:hAnsi="Times New Roman"/>
@@ -2625,7 +2625,7 @@
           <w:szCs w:val="24"/>
         </w:rPr>
       </w:pPr>
-      <w:hyperlink r:id="rId10">
+      <w:hyperlink r:id="rId9">
         <w:r>
           <w:rPr>
             <w:rFonts w:ascii="Times New Roman" w:cs="Times New Roman" w:eastAsia="Times New Roman" w:hAnsi="Times New Roman"/>
@@ -3945,9 +3945,78 @@
         </w:rPr>
         <w:drawing>
           <wp:inline distB="114300" distT="114300" distL="114300" distR="114300">
-            <wp:extent cx="5845013" cy="2419350"/>
+            <wp:extent cx="5891213" cy="4365720"/>
             <wp:effectExtent b="0" l="0" r="0" t="0"/>
-            <wp:docPr id="39" name="image9.png"/>
+            <wp:docPr id="11" name="image2.png"/>
+            <a:graphic>
+              <a:graphicData uri="http://schemas.openxmlformats.org/drawingml/2006/picture">
+                <pic:pic>
+                  <pic:nvPicPr>
+                    <pic:cNvPr id="0" name="image2.png"/>
+                    <pic:cNvPicPr preferRelativeResize="0"/>
+                  </pic:nvPicPr>
+                  <pic:blipFill>
+                    <a:blip r:embed="rId10"/>
+                    <a:srcRect b="0" l="9180" r="9180" t="0"/>
+                    <a:stretch>
+                      <a:fillRect/>
+                    </a:stretch>
+                  </pic:blipFill>
+                  <pic:spPr>
+                    <a:xfrm>
+                      <a:off x="0" y="0"/>
+                      <a:ext cx="5891213" cy="4365720"/>
+                    </a:xfrm>
+                    <a:prstGeom prst="rect"/>
+                    <a:ln/>
+                  </pic:spPr>
+                </pic:pic>
+              </a:graphicData>
+            </a:graphic>
+          </wp:inline>
+        </w:drawing>
+      </w:r>
+      <w:r>
+        <w:rPr>
+          <w:rFonts w:ascii="Times New Roman" w:cs="Times New Roman" w:eastAsia="Times New Roman" w:hAnsi="Times New Roman"/>
+          <w:sz w:val="24"/>
+          <w:szCs w:val="24"/>
+          <w:rtl w:val="0"/>
+        </w:rPr>
+        <w:br w:type="textWrapping"/>
+      </w:r>
+      <w:r>
+        <w:rPr>
+          <w:rFonts w:ascii="Times New Roman" w:cs="Times New Roman" w:eastAsia="Times New Roman" w:hAnsi="Times New Roman"/>
+          <w:i w:val="1"/>
+          <w:iCs w:val="1"/>
+          <w:color w:val="3d85c6"/>
+          <w:sz w:val="20"/>
+          <w:szCs w:val="20"/>
+          <w:rtl w:val="0"/>
+        </w:rPr>
+        <w:t xml:space="preserve">Рис 1. Блоксхема до задачі про станцію</w:t>
+      </w:r>
+      <w:r>
+        <w:rPr>
+          <w:rFonts w:ascii="Times New Roman" w:cs="Times New Roman" w:eastAsia="Times New Roman" w:hAnsi="Times New Roman"/>
+          <w:sz w:val="24"/>
+          <w:szCs w:val="24"/>
+          <w:rtl w:val="0"/>
+        </w:rPr>
+        <w:br w:type="textWrapping"/>
+      </w:r>
+      <w:r>
+        <w:rPr>
+          <w:rFonts w:ascii="Times New Roman" w:cs="Times New Roman" w:eastAsia="Times New Roman" w:hAnsi="Times New Roman"/>
+          <w:sz w:val="24"/>
+          <w:szCs w:val="24"/>
+        </w:rPr>
+        <w:drawing>
+          <wp:inline distB="114300" distT="114300" distL="114300" distR="114300">
+            <wp:extent cx="6096000" cy="3890963"/>
+            <wp:effectExtent b="0" l="0" r="0" t="0"/>
+            <wp:docPr id="2" name="image9.png"/>
             <a:graphic>
               <a:graphicData uri="http://schemas.openxmlformats.org/drawingml/2006/picture">
                 <pic:pic>
@@ -3957,7 +4026,7 @@
                   </pic:nvPicPr>
                   <pic:blipFill>
                     <a:blip r:embed="rId11"/>
-                    <a:srcRect b="0" l="860" r="-860" t="0"/>
+                    <a:srcRect b="0" l="0" r="0" t="0"/>
                     <a:stretch>
                       <a:fillRect/>
                     </a:stretch>
@@ -3965,7 +4034,7 @@
                   <pic:spPr>
                     <a:xfrm>
                       <a:off x="0" y="0"/>
-                      <a:ext cx="5845013" cy="2419350"/>
+                      <a:ext cx="6096000" cy="3890963"/>
                     </a:xfrm>
                     <a:prstGeom prst="rect"/>
                     <a:ln/>
@@ -3989,14 +4058,33 @@
         <w:jc w:val="center"/>
         <w:rPr>
           <w:rFonts w:ascii="Times New Roman" w:cs="Times New Roman" w:eastAsia="Times New Roman" w:hAnsi="Times New Roman"/>
+          <w:sz w:val="24"/>
+          <w:szCs w:val="24"/>
+        </w:rPr>
+      </w:pPr>
+      <w:r>
+        <w:rPr>
+          <w:rFonts w:ascii="Times New Roman" w:cs="Times New Roman" w:eastAsia="Times New Roman" w:hAnsi="Times New Roman"/>
           <w:i w:val="1"/>
           <w:iCs w:val="1"/>
           <w:color w:val="3d85c6"/>
           <w:sz w:val="20"/>
           <w:szCs w:val="20"/>
-        </w:rPr>
-      </w:pPr>
-      <w:r>
+          <w:rtl w:val="0"/>
+        </w:rPr>
+        <w:t xml:space="preserve">Рис 2. Блоксхема до задачі про станцію</w:t>
+      </w:r>
+      <w:r>
+        <w:rPr>
+          <w:rtl w:val="0"/>
+        </w:rPr>
+      </w:r>
+    </w:p>
+    <w:p>
+      <w:pPr>
+        <w:spacing w:line="240" w:lineRule="auto"/>
+        <w:ind w:left="720" w:firstLine="0"/>
+        <w:jc w:val="center"/>
         <w:rPr>
           <w:rFonts w:ascii="Times New Roman" w:cs="Times New Roman" w:eastAsia="Times New Roman" w:hAnsi="Times New Roman"/>
           <w:i w:val="1"/>
@@ -4004,9 +4092,62 @@
           <w:color w:val="3d85c6"/>
           <w:sz w:val="20"/>
           <w:szCs w:val="20"/>
-          <w:rtl w:val="0"/>
-        </w:rPr>
-        <w:t xml:space="preserve">Рис 1. Блоксхема до задачі про станцію</w:t>
+        </w:rPr>
+      </w:pPr>
+      <w:r>
+        <w:rPr>
+          <w:rFonts w:ascii="Times New Roman" w:cs="Times New Roman" w:eastAsia="Times New Roman" w:hAnsi="Times New Roman"/>
+          <w:i w:val="1"/>
+          <w:iCs w:val="1"/>
+          <w:color w:val="3d85c6"/>
+          <w:sz w:val="20"/>
+          <w:szCs w:val="20"/>
+        </w:rPr>
+        <w:drawing>
+          <wp:inline distB="114300" distT="114300" distL="114300" distR="114300">
+            <wp:extent cx="5731200" cy="1739900"/>
+            <wp:effectExtent b="0" l="0" r="0" t="0"/>
+            <wp:docPr id="5" name="image12.png"/>
+            <a:graphic>
+              <a:graphicData uri="http://schemas.openxmlformats.org/drawingml/2006/picture">
+                <pic:pic>
+                  <pic:nvPicPr>
+                    <pic:cNvPr id="0" name="image12.png"/>
+                    <pic:cNvPicPr preferRelativeResize="0"/>
+                  </pic:nvPicPr>
+                  <pic:blipFill>
+                    <a:blip r:embed="rId12"/>
+                    <a:srcRect b="0" l="0" r="0" t="0"/>
+                    <a:stretch>
+                      <a:fillRect/>
+                    </a:stretch>
+                  </pic:blipFill>
+                  <pic:spPr>
+                    <a:xfrm>
+                      <a:off x="0" y="0"/>
+                      <a:ext cx="5731200" cy="1739900"/>
+                    </a:xfrm>
+                    <a:prstGeom prst="rect"/>
+                    <a:ln/>
+                  </pic:spPr>
+                </pic:pic>
+              </a:graphicData>
+            </a:graphic>
+          </wp:inline>
+        </w:drawing>
+      </w:r>
+      <w:r>
+        <w:rPr>
+          <w:rFonts w:ascii="Times New Roman" w:cs="Times New Roman" w:eastAsia="Times New Roman" w:hAnsi="Times New Roman"/>
+          <w:i w:val="1"/>
+          <w:iCs w:val="1"/>
+          <w:color w:val="3d85c6"/>
+          <w:sz w:val="20"/>
+          <w:szCs w:val="20"/>
+          <w:rtl w:val="0"/>
+        </w:rPr>
+        <w:br w:type="textWrapping"/>
+        <w:t xml:space="preserve">Рис 3. Блоксхема до задачі про станцію</w:t>
       </w:r>
     </w:p>
     <w:p>
@@ -4193,7 +4334,7 @@
           <w:szCs w:val="26"/>
         </w:rPr>
       </w:pPr>
-      <w:bookmarkStart w:colFirst="0" w:colLast="0" w:name="_heading=h.had85gcho6xg" w:id="1"/>
+      <w:bookmarkStart w:colFirst="0" w:colLast="0" w:name="_had85gcho6xg" w:id="1"/>
       <w:bookmarkEnd w:id="1"/>
       <w:r>
         <w:rPr>
@@ -4205,16 +4346,16 @@
           <wp:inline distB="114300" distT="114300" distL="114300" distR="114300">
             <wp:extent cx="1943100" cy="3271380"/>
             <wp:effectExtent b="0" l="0" r="0" t="0"/>
-            <wp:docPr id="42" name="image15.png"/>
+            <wp:docPr id="14" name="image17.png"/>
             <a:graphic>
               <a:graphicData uri="http://schemas.openxmlformats.org/drawingml/2006/picture">
                 <pic:pic>
                   <pic:nvPicPr>
-                    <pic:cNvPr id="0" name="image15.png"/>
+                    <pic:cNvPr id="0" name="image17.png"/>
                     <pic:cNvPicPr preferRelativeResize="0"/>
                   </pic:nvPicPr>
                   <pic:blipFill>
-                    <a:blip r:embed="rId12"/>
+                    <a:blip r:embed="rId13"/>
                     <a:srcRect b="0" l="0" r="0" t="0"/>
                     <a:stretch>
                       <a:fillRect/>
@@ -4357,16 +4498,16 @@
           <wp:inline distB="114300" distT="114300" distL="114300" distR="114300">
             <wp:extent cx="5731200" cy="3022600"/>
             <wp:effectExtent b="0" l="0" r="0" t="0"/>
-            <wp:docPr id="47" name="image10.png"/>
+            <wp:docPr id="19" name="image5.png"/>
             <a:graphic>
               <a:graphicData uri="http://schemas.openxmlformats.org/drawingml/2006/picture">
                 <pic:pic>
                   <pic:nvPicPr>
-                    <pic:cNvPr id="0" name="image10.png"/>
+                    <pic:cNvPr id="0" name="image5.png"/>
                     <pic:cNvPicPr preferRelativeResize="0"/>
                   </pic:nvPicPr>
                   <pic:blipFill>
-                    <a:blip r:embed="rId13"/>
+                    <a:blip r:embed="rId14"/>
                     <a:srcRect b="0" l="0" r="0" t="0"/>
                     <a:stretch>
                       <a:fillRect/>
@@ -4416,7 +4557,7 @@
           <w:szCs w:val="20"/>
           <w:rtl w:val="0"/>
         </w:rPr>
-        <w:t xml:space="preserve">Рис 3. Створена дошка в Trello</w:t>
+        <w:t xml:space="preserve">Рис 4. Створена дошка в Trello</w:t>
       </w:r>
     </w:p>
     <w:p>
@@ -4455,16 +4596,16 @@
           <wp:inline distB="114300" distT="114300" distL="114300" distR="114300">
             <wp:extent cx="4129088" cy="3209988"/>
             <wp:effectExtent b="0" l="0" r="0" t="0"/>
-            <wp:docPr id="40" name="image13.png"/>
+            <wp:docPr id="12" name="image15.png"/>
             <a:graphic>
               <a:graphicData uri="http://schemas.openxmlformats.org/drawingml/2006/picture">
                 <pic:pic>
                   <pic:nvPicPr>
-                    <pic:cNvPr id="0" name="image13.png"/>
+                    <pic:cNvPr id="0" name="image15.png"/>
                     <pic:cNvPicPr preferRelativeResize="0"/>
                   </pic:nvPicPr>
                   <pic:blipFill>
-                    <a:blip r:embed="rId14"/>
+                    <a:blip r:embed="rId15"/>
                     <a:srcRect b="9570" l="0" r="0" t="9570"/>
                     <a:stretch>
                       <a:fillRect/>
@@ -4511,7 +4652,7 @@
           <w:szCs w:val="20"/>
           <w:rtl w:val="0"/>
         </w:rPr>
-        <w:t xml:space="preserve">Рис 4. Чеклист в тасках в Trello</w:t>
+        <w:t xml:space="preserve">Рис 5. Чеклист в тасках в Trello</w:t>
       </w:r>
       <w:r>
         <w:rPr>
@@ -4613,16 +4754,16 @@
           <wp:inline distB="114300" distT="114300" distL="114300" distR="114300">
             <wp:extent cx="4523423" cy="2949463"/>
             <wp:effectExtent b="0" l="0" r="0" t="0"/>
-            <wp:docPr id="45" name="image12.png"/>
+            <wp:docPr id="17" name="image14.png"/>
             <a:graphic>
               <a:graphicData uri="http://schemas.openxmlformats.org/drawingml/2006/picture">
                 <pic:pic>
                   <pic:nvPicPr>
-                    <pic:cNvPr id="0" name="image12.png"/>
+                    <pic:cNvPr id="0" name="image14.png"/>
                     <pic:cNvPicPr preferRelativeResize="0"/>
                   </pic:nvPicPr>
                   <pic:blipFill>
-                    <a:blip r:embed="rId15"/>
+                    <a:blip r:embed="rId16"/>
                     <a:srcRect b="0" l="0" r="0" t="0"/>
                     <a:stretch>
                       <a:fillRect/>
@@ -4673,7 +4814,7 @@
           <w:szCs w:val="20"/>
           <w:rtl w:val="0"/>
         </w:rPr>
-        <w:t xml:space="preserve">Рис 5. Виконання лінукс команд</w:t>
+        <w:t xml:space="preserve">Рис 6. Виконання лінукс команд</w:t>
       </w:r>
       <w:r>
         <w:rPr>
@@ -4774,7 +4915,7 @@
           <wp:inline distB="114300" distT="114300" distL="114300" distR="114300">
             <wp:extent cx="5731200" cy="2451100"/>
             <wp:effectExtent b="0" l="0" r="0" t="0"/>
-            <wp:docPr id="34" name="image4.png"/>
+            <wp:docPr id="6" name="image4.png"/>
             <a:graphic>
               <a:graphicData uri="http://schemas.openxmlformats.org/drawingml/2006/picture">
                 <pic:pic>
@@ -4783,7 +4924,7 @@
                     <pic:cNvPicPr preferRelativeResize="0"/>
                   </pic:nvPicPr>
                   <pic:blipFill>
-                    <a:blip r:embed="rId16"/>
+                    <a:blip r:embed="rId17"/>
                     <a:srcRect b="0" l="0" r="0" t="0"/>
                     <a:stretch>
                       <a:fillRect/>
@@ -4830,7 +4971,7 @@
           <w:szCs w:val="20"/>
           <w:rtl w:val="0"/>
         </w:rPr>
-        <w:t xml:space="preserve">Рис 6. Встановлені розширення у Visual Studio Code </w:t>
+        <w:t xml:space="preserve">Рис 7. Встановлені розширення у Visual Studio Code </w:t>
       </w:r>
       <w:r>
         <w:rPr>
@@ -4851,7 +4992,7 @@
           <w:szCs w:val="26"/>
         </w:rPr>
       </w:pPr>
-      <w:bookmarkStart w:colFirst="0" w:colLast="0" w:name="_heading=h.c2k67t2k90gt" w:id="2"/>
+      <w:bookmarkStart w:colFirst="0" w:colLast="0" w:name="_c2k67t2k90gt" w:id="2"/>
       <w:bookmarkEnd w:id="2"/>
       <w:r>
         <w:rPr>
@@ -4952,16 +5093,16 @@
           <wp:inline distB="114300" distT="114300" distL="114300" distR="114300">
             <wp:extent cx="5731200" cy="2705100"/>
             <wp:effectExtent b="0" l="0" r="0" t="0"/>
-            <wp:docPr id="41" name="image6.png"/>
+            <wp:docPr id="13" name="image3.png"/>
             <a:graphic>
               <a:graphicData uri="http://schemas.openxmlformats.org/drawingml/2006/picture">
                 <pic:pic>
                   <pic:nvPicPr>
-                    <pic:cNvPr id="0" name="image6.png"/>
+                    <pic:cNvPr id="0" name="image3.png"/>
                     <pic:cNvPicPr preferRelativeResize="0"/>
                   </pic:nvPicPr>
                   <pic:blipFill>
-                    <a:blip r:embed="rId17"/>
+                    <a:blip r:embed="rId18"/>
                     <a:srcRect b="0" l="0" r="0" t="0"/>
                     <a:stretch>
                       <a:fillRect/>
@@ -5011,7 +5152,7 @@
           <w:szCs w:val="20"/>
           <w:rtl w:val="0"/>
         </w:rPr>
-        <w:t xml:space="preserve">Рис 7. Зареєстрованиц акаунт</w:t>
+        <w:t xml:space="preserve">Рис 8. Зареєстрованиц акаунт</w:t>
       </w:r>
     </w:p>
     <w:p>
@@ -5110,16 +5251,16 @@
           <wp:inline distB="114300" distT="114300" distL="114300" distR="114300">
             <wp:extent cx="4713923" cy="2417579"/>
             <wp:effectExtent b="0" l="0" r="0" t="0"/>
-            <wp:docPr id="44" name="image11.png"/>
+            <wp:docPr id="16" name="image8.png"/>
             <a:graphic>
               <a:graphicData uri="http://schemas.openxmlformats.org/drawingml/2006/picture">
                 <pic:pic>
                   <pic:nvPicPr>
-                    <pic:cNvPr id="0" name="image11.png"/>
+                    <pic:cNvPr id="0" name="image8.png"/>
                     <pic:cNvPicPr preferRelativeResize="0"/>
                   </pic:nvPicPr>
                   <pic:blipFill>
-                    <a:blip r:embed="rId18"/>
+                    <a:blip r:embed="rId19"/>
                     <a:srcRect b="0" l="18017" r="18017" t="0"/>
                     <a:stretch>
                       <a:fillRect/>
@@ -5169,7 +5310,7 @@
           <w:szCs w:val="20"/>
           <w:rtl w:val="0"/>
         </w:rPr>
-        <w:t xml:space="preserve">Рис 8. Приєднаний Git до Github</w:t>
+        <w:t xml:space="preserve">Рис 9. Приєднаний Git до Github</w:t>
       </w:r>
     </w:p>
     <w:p>
@@ -5216,16 +5357,16 @@
           <wp:inline distB="114300" distT="114300" distL="114300" distR="114300">
             <wp:extent cx="5731200" cy="2146300"/>
             <wp:effectExtent b="0" l="0" r="0" t="0"/>
-            <wp:docPr id="38" name="image2.png"/>
+            <wp:docPr id="10" name="image6.png"/>
             <a:graphic>
               <a:graphicData uri="http://schemas.openxmlformats.org/drawingml/2006/picture">
                 <pic:pic>
                   <pic:nvPicPr>
-                    <pic:cNvPr id="0" name="image2.png"/>
+                    <pic:cNvPr id="0" name="image6.png"/>
                     <pic:cNvPicPr preferRelativeResize="0"/>
                   </pic:nvPicPr>
                   <pic:blipFill>
-                    <a:blip r:embed="rId19"/>
+                    <a:blip r:embed="rId20"/>
                     <a:srcRect b="0" l="0" r="0" t="0"/>
                     <a:stretch>
                       <a:fillRect/>
@@ -5275,7 +5416,7 @@
           <w:szCs w:val="20"/>
           <w:rtl w:val="0"/>
         </w:rPr>
-        <w:t xml:space="preserve">Рис 9. Створений ssh ключ</w:t>
+        <w:t xml:space="preserve">Рис 10. Створений ssh ключ</w:t>
       </w:r>
     </w:p>
     <w:p>
@@ -5371,16 +5512,16 @@
           <wp:inline distB="114300" distT="114300" distL="114300" distR="114300">
             <wp:extent cx="5294948" cy="1385818"/>
             <wp:effectExtent b="0" l="0" r="0" t="0"/>
-            <wp:docPr id="35" name="image1.png"/>
+            <wp:docPr id="7" name="image10.png"/>
             <a:graphic>
               <a:graphicData uri="http://schemas.openxmlformats.org/drawingml/2006/picture">
                 <pic:pic>
                   <pic:nvPicPr>
-                    <pic:cNvPr id="0" name="image1.png"/>
+                    <pic:cNvPr id="0" name="image10.png"/>
                     <pic:cNvPicPr preferRelativeResize="0"/>
                   </pic:nvPicPr>
                   <pic:blipFill>
-                    <a:blip r:embed="rId20"/>
+                    <a:blip r:embed="rId21"/>
                     <a:srcRect b="0" l="0" r="0" t="0"/>
                     <a:stretch>
                       <a:fillRect/>
@@ -5427,7 +5568,7 @@
           <w:szCs w:val="20"/>
           <w:rtl w:val="0"/>
         </w:rPr>
-        <w:t xml:space="preserve">Рис 10. Створений Algotester аккаунт</w:t>
+        <w:t xml:space="preserve">Рис 11. Створений Algotester аккаунт</w:t>
       </w:r>
       <w:r>
         <w:rPr>
@@ -5529,16 +5670,16 @@
           <wp:inline distB="114300" distT="114300" distL="114300" distR="114300">
             <wp:extent cx="4790123" cy="2703049"/>
             <wp:effectExtent b="0" l="0" r="0" t="0"/>
-            <wp:docPr id="37" name="image7.png"/>
+            <wp:docPr id="9" name="image13.png"/>
             <a:graphic>
               <a:graphicData uri="http://schemas.openxmlformats.org/drawingml/2006/picture">
                 <pic:pic>
                   <pic:nvPicPr>
-                    <pic:cNvPr id="0" name="image7.png"/>
+                    <pic:cNvPr id="0" name="image13.png"/>
                     <pic:cNvPicPr preferRelativeResize="0"/>
                   </pic:nvPicPr>
                   <pic:blipFill>
-                    <a:blip r:embed="rId21"/>
+                    <a:blip r:embed="rId22"/>
                     <a:srcRect b="0" l="0" r="0" t="0"/>
                     <a:stretch>
                       <a:fillRect/>
@@ -5585,7 +5726,7 @@
           <w:szCs w:val="20"/>
           <w:rtl w:val="0"/>
         </w:rPr>
-        <w:t xml:space="preserve">Рис 11. Створений приватний репозиторій</w:t>
+        <w:t xml:space="preserve">Рис 12. Створений приватний репозиторій</w:t>
       </w:r>
       <w:r>
         <w:rPr>
@@ -5680,16 +5821,16 @@
           <wp:inline distB="114300" distT="114300" distL="114300" distR="114300">
             <wp:extent cx="2760905" cy="2056447"/>
             <wp:effectExtent b="0" l="0" r="0" t="0"/>
-            <wp:docPr id="32" name="image16.png"/>
+            <wp:docPr id="3" name="image18.png"/>
             <a:graphic>
               <a:graphicData uri="http://schemas.openxmlformats.org/drawingml/2006/picture">
                 <pic:pic>
                   <pic:nvPicPr>
-                    <pic:cNvPr id="0" name="image16.png"/>
+                    <pic:cNvPr id="0" name="image18.png"/>
                     <pic:cNvPicPr preferRelativeResize="0"/>
                   </pic:nvPicPr>
                   <pic:blipFill>
-                    <a:blip r:embed="rId22"/>
+                    <a:blip r:embed="rId23"/>
                     <a:srcRect b="0" l="3002" r="3002" t="0"/>
                     <a:stretch>
                       <a:fillRect/>
@@ -5748,7 +5889,7 @@
           <w:szCs w:val="20"/>
           <w:rtl w:val="0"/>
         </w:rPr>
-        <w:t xml:space="preserve">Code #1. Код до задачі про станцію / Рис 12. Код до задачі про станцію </w:t>
+        <w:t xml:space="preserve">Code #1. Код до задачі про станцію / Рис 13. Код до задачі про станцію </w:t>
       </w:r>
     </w:p>
     <w:p>
@@ -5783,7 +5924,7 @@
         </w:rPr>
         <w:t xml:space="preserve">:</w:t>
       </w:r>
-      <w:hyperlink r:id="rId23">
+      <w:hyperlink r:id="rId24">
         <w:r>
           <w:rPr>
             <w:rFonts w:ascii="Times New Roman" w:cs="Times New Roman" w:eastAsia="Times New Roman" w:hAnsi="Times New Roman"/>
@@ -5814,7 +5955,7 @@
           <w:szCs w:val="24"/>
         </w:rPr>
       </w:pPr>
-      <w:hyperlink r:id="rId24">
+      <w:hyperlink r:id="rId25">
         <w:r>
           <w:rPr>
             <w:rFonts w:ascii="Times New Roman" w:cs="Times New Roman" w:eastAsia="Times New Roman" w:hAnsi="Times New Roman"/>
@@ -5919,16 +6060,16 @@
           <wp:inline distB="114300" distT="114300" distL="114300" distR="114300">
             <wp:extent cx="3942398" cy="1604395"/>
             <wp:effectExtent b="0" l="0" r="0" t="0"/>
-            <wp:docPr id="46" name="image8.png"/>
+            <wp:docPr id="18" name="image11.png"/>
             <a:graphic>
               <a:graphicData uri="http://schemas.openxmlformats.org/drawingml/2006/picture">
                 <pic:pic>
                   <pic:nvPicPr>
-                    <pic:cNvPr id="0" name="image8.png"/>
+                    <pic:cNvPr id="0" name="image11.png"/>
                     <pic:cNvPicPr preferRelativeResize="0"/>
                   </pic:nvPicPr>
                   <pic:blipFill>
-                    <a:blip r:embed="rId25"/>
+                    <a:blip r:embed="rId26"/>
                     <a:srcRect b="5200" l="0" r="0" t="5200"/>
                     <a:stretch>
                       <a:fillRect/>
@@ -5996,7 +6137,7 @@
           <w:szCs w:val="20"/>
           <w:rtl w:val="0"/>
         </w:rPr>
-        <w:t xml:space="preserve">Рис 13 Код до задачі по Алготестеру. </w:t>
+        <w:t xml:space="preserve">Рис 14 Код до задачі по Алготестеру. </w:t>
       </w:r>
       <w:r>
         <w:rPr>
@@ -6095,16 +6236,16 @@
           <wp:inline distB="114300" distT="114300" distL="114300" distR="114300">
             <wp:extent cx="5731200" cy="2413000"/>
             <wp:effectExtent b="0" l="0" r="0" t="0"/>
-            <wp:docPr id="36" name="image17.png"/>
+            <wp:docPr id="8" name="image19.png"/>
             <a:graphic>
               <a:graphicData uri="http://schemas.openxmlformats.org/drawingml/2006/picture">
                 <pic:pic>
                   <pic:nvPicPr>
-                    <pic:cNvPr id="0" name="image17.png"/>
+                    <pic:cNvPr id="0" name="image19.png"/>
                     <pic:cNvPicPr preferRelativeResize="0"/>
                   </pic:nvPicPr>
                   <pic:blipFill>
-                    <a:blip r:embed="rId26"/>
+                    <a:blip r:embed="rId27"/>
                     <a:srcRect b="-11173" l="-82094" r="-93267" t="0"/>
                     <a:stretch>
                       <a:fillRect/>
@@ -6151,7 +6292,7 @@
           <w:szCs w:val="20"/>
           <w:rtl w:val="0"/>
         </w:rPr>
-        <w:t xml:space="preserve">Рис 14. Виконання програми про депозит</w:t>
+        <w:t xml:space="preserve">Рис 15. Виконання програми про депозит</w:t>
       </w:r>
       <w:r>
         <w:rPr>
@@ -6208,7 +6349,7 @@
           <w:szCs w:val="26"/>
         </w:rPr>
       </w:pPr>
-      <w:bookmarkStart w:colFirst="0" w:colLast="0" w:name="_heading=h.zfnj8lsy0kef" w:id="3"/>
+      <w:bookmarkStart w:colFirst="0" w:colLast="0" w:name="_zfnj8lsy0kef" w:id="3"/>
       <w:bookmarkEnd w:id="3"/>
       <w:r>
         <w:rPr>
@@ -6274,16 +6415,16 @@
           <wp:inline distB="114300" distT="114300" distL="114300" distR="114300">
             <wp:extent cx="5731200" cy="2679700"/>
             <wp:effectExtent b="0" l="0" r="0" t="0"/>
-            <wp:docPr id="31" name="image14.jpg"/>
+            <wp:docPr id="1" name="image20.jpg"/>
             <a:graphic>
               <a:graphicData uri="http://schemas.openxmlformats.org/drawingml/2006/picture">
                 <pic:pic>
                   <pic:nvPicPr>
-                    <pic:cNvPr id="0" name="image14.jpg"/>
+                    <pic:cNvPr id="0" name="image20.jpg"/>
                     <pic:cNvPicPr preferRelativeResize="0"/>
                   </pic:nvPicPr>
                   <pic:blipFill>
-                    <a:blip r:embed="rId27"/>
+                    <a:blip r:embed="rId28"/>
                     <a:srcRect b="0" l="0" r="0" t="0"/>
                     <a:stretch>
                       <a:fillRect/>
@@ -6337,7 +6478,7 @@
           <w:szCs w:val="20"/>
           <w:rtl w:val="0"/>
         </w:rPr>
-        <w:t xml:space="preserve">Рис 15. Скрін першої зустрічі в зум</w:t>
+        <w:t xml:space="preserve">Рис 16. Скрін першої зустрічі в зум</w:t>
       </w:r>
       <w:r>
         <w:rPr>
@@ -6409,16 +6550,16 @@
           <wp:inline distB="114300" distT="114300" distL="114300" distR="114300">
             <wp:extent cx="5731200" cy="3225800"/>
             <wp:effectExtent b="0" l="0" r="0" t="0"/>
-            <wp:docPr id="48" name="image3.jpg"/>
+            <wp:docPr id="20" name="image7.jpg"/>
             <a:graphic>
               <a:graphicData uri="http://schemas.openxmlformats.org/drawingml/2006/picture">
                 <pic:pic>
                   <pic:nvPicPr>
-                    <pic:cNvPr id="0" name="image3.jpg"/>
+                    <pic:cNvPr id="0" name="image7.jpg"/>
                     <pic:cNvPicPr preferRelativeResize="0"/>
                   </pic:nvPicPr>
                   <pic:blipFill>
-                    <a:blip r:embed="rId28"/>
+                    <a:blip r:embed="rId29"/>
                     <a:srcRect b="0" l="0" r="0" t="0"/>
                     <a:stretch>
                       <a:fillRect/>
@@ -6470,7 +6611,7 @@
           <w:szCs w:val="20"/>
           <w:rtl w:val="0"/>
         </w:rPr>
-        <w:t xml:space="preserve">Рис 16. Скрін другої зустрічі в зум та командної дошки трелло</w:t>
+        <w:t xml:space="preserve">Рис 17. Скрін другої зустрічі в зум та командної дошки трелло</w:t>
       </w:r>
       <w:r>
         <w:rPr>
@@ -6514,16 +6655,16 @@
           <wp:inline distB="114300" distT="114300" distL="114300" distR="114300">
             <wp:extent cx="5731200" cy="4368800"/>
             <wp:effectExtent b="0" l="0" r="0" t="0"/>
-            <wp:docPr id="33" name="image18.png"/>
+            <wp:docPr id="4" name="image16.png"/>
             <a:graphic>
               <a:graphicData uri="http://schemas.openxmlformats.org/drawingml/2006/picture">
                 <pic:pic>
                   <pic:nvPicPr>
-                    <pic:cNvPr id="0" name="image18.png"/>
+                    <pic:cNvPr id="0" name="image16.png"/>
                     <pic:cNvPicPr preferRelativeResize="0"/>
                   </pic:nvPicPr>
                   <pic:blipFill>
-                    <a:blip r:embed="rId29"/>
+                    <a:blip r:embed="rId30"/>
                     <a:srcRect b="0" l="0" r="0" t="0"/>
                     <a:stretch>
                       <a:fillRect/>
@@ -6568,7 +6709,7 @@
           <w:szCs w:val="20"/>
           <w:rtl w:val="0"/>
         </w:rPr>
-        <w:t xml:space="preserve">Рис 16. Скрін коментарів в пулреквесті</w:t>
+        <w:t xml:space="preserve">Рис 18. Скрін коментарів в пулреквесті</w:t>
       </w:r>
       <w:r>
         <w:rPr>
@@ -6960,8 +7101,8 @@
       </w:r>
     </w:p>
     <w:sectPr>
-      <w:headerReference r:id="rId30" w:type="first"/>
-      <w:footerReference r:id="rId31" w:type="first"/>
+      <w:headerReference r:id="rId31" w:type="first"/>
+      <w:footerReference r:id="rId32" w:type="first"/>
       <w:pgSz w:h="16834" w:w="11909" w:orient="portrait"/>
       <w:pgMar w:bottom="1440" w:top="1440" w:left="1440" w:right="1440" w:header="720" w:footer="720"/>
       <w:pgNumType w:start="1"/>
@@ -9187,34 +9328,6 @@
       <w:sz w:val="52"/>
       <w:szCs w:val="52"/>
     </w:rPr>
-  </w:style>
-  <w:style w:type="table" w:styleId="TableNormal" w:default="1">
-    <w:name w:val="TableNormal"/>
-    <w:tblPr>
-      <w:tblCellMar>
-        <w:top w:w="100.0" w:type="dxa"/>
-        <w:left w:w="100.0" w:type="dxa"/>
-        <w:bottom w:w="100.0" w:type="dxa"/>
-        <w:right w:w="100.0" w:type="dxa"/>
-      </w:tblCellMar>
-    </w:tblPr>
-  </w:style>
-  <w:style w:type="paragraph" w:styleId="Normal" w:default="1">
-    <w:name w:val="normal"/>
-  </w:style>
-  <w:style w:type="table" w:styleId="TableNormal" w:default="1">
-    <w:name w:val="TableNormal"/>
-    <w:tblPr>
-      <w:tblCellMar>
-        <w:top w:w="100.0" w:type="dxa"/>
-        <w:left w:w="100.0" w:type="dxa"/>
-        <w:bottom w:w="100.0" w:type="dxa"/>
-        <w:right w:w="100.0" w:type="dxa"/>
-      </w:tblCellMar>
-    </w:tblPr>
-  </w:style>
-  <w:style w:type="paragraph" w:styleId="Normal" w:default="1">
-    <w:name w:val="normal"/>
   </w:style>
   <w:style w:type="paragraph" w:styleId="Subtitle">
     <w:name w:val="Subtitle"/>
@@ -9556,19 +9669,4 @@
   </a:objectDefaults>
   <a:extraClrSchemeLst/>
 </a:theme>
-</file>
-
-<file path=customXML/item1.xml><?xml version="1.0" encoding="utf-8"?>
-<go:gDocsCustomXmlDataStorage xmlns:go="http://customooxmlschemas.google.com/" xmlns:r="http://schemas.openxmlformats.org/officeDocument/2006/relationships" uri="GoogleDocsCustomDataVersion2">
-  <go:docsCustomData xmlns:go="http://customooxmlschemas.google.com/" roundtripDataSignature="AMtx7miV0oWTrxRGCCqPoLsY6vKHBhg7Ng==">CgMxLjAyDmguajJ2OW4xemk1ZHg5Mg5oLmhhZDg1Z2NobzZ4ZzIOaC5jMms2N3QyazkwZ3QyDmguemZuajhsc3kwa2VmOAByITExSnF2YV9wMXM5ZnhYVGZneVdhUHlFdFhMLUx6VzRnUw==</go:docsCustomData>
-</go:gDocsCustomXmlDataStorage>
-</file>
-
-<file path=customXML/itemProps1.xml><?xml version="1.0" encoding="utf-8"?>
-<ds:datastoreItem xmlns:ds="http://schemas.openxmlformats.org/officeDocument/2006/customXml" ds:itemID="{11111111-1234-1234-1234-123412341234}">
-  <ds:schemaRefs>
-    <ds:schemaRef ds:uri="http://schemas.openxmlformats.org/officeDocument/2006/relationships"/>
-    <ds:schemaRef ds:uri="http://customooxmlschemas.google.com/"/>
-  </ds:schemaRefs>
-</ds:datastoreItem>
 </file>
--- a/ai_14/daniel_onyshko/epic_1/epic_1_report_daniel_onyshko.docx
+++ b/ai_14/daniel_onyshko/epic_1/epic_1_report_daniel_onyshko.docx
@@ -106,12 +106,12 @@
             <wp:extent cx="2727722" cy="2571750"/>
             <wp:effectExtent b="0" l="0" r="0" t="0"/>
             <wp:wrapNone/>
-            <wp:docPr descr="A blue and white logo&#10;&#10;Description automatically generated" id="15" name="image1.jpg"/>
+            <wp:docPr descr="A blue and white logo&#10;&#10;Description automatically generated" id="11" name="image14.jpg"/>
             <a:graphic>
               <a:graphicData uri="http://schemas.openxmlformats.org/drawingml/2006/picture">
                 <pic:pic>
                   <pic:nvPicPr>
-                    <pic:cNvPr descr="A blue and white logo&#10;&#10;Description automatically generated" id="0" name="image1.jpg"/>
+                    <pic:cNvPr descr="A blue and white logo&#10;&#10;Description automatically generated" id="0" name="image14.jpg"/>
                     <pic:cNvPicPr preferRelativeResize="0"/>
                   </pic:nvPicPr>
                   <pic:blipFill>
@@ -842,7 +842,7 @@
           <w:szCs w:val="32"/>
         </w:rPr>
       </w:pPr>
-      <w:bookmarkStart w:colFirst="0" w:colLast="0" w:name="_j2v9n1zi5dx9" w:id="0"/>
+      <w:bookmarkStart w:colFirst="0" w:colLast="0" w:name="_8l0k62746w1a" w:id="0"/>
       <w:bookmarkEnd w:id="0"/>
       <w:r>
         <w:rPr>
@@ -909,7 +909,7 @@
       <w:pPr>
         <w:numPr>
           <w:ilvl w:val="0"/>
-          <w:numId w:val="17"/>
+          <w:numId w:val="9"/>
         </w:numPr>
         <w:spacing w:line="276" w:lineRule="auto"/>
         <w:ind w:left="720" w:hanging="360"/>
@@ -934,7 +934,7 @@
       <w:pPr>
         <w:numPr>
           <w:ilvl w:val="0"/>
-          <w:numId w:val="14"/>
+          <w:numId w:val="6"/>
         </w:numPr>
         <w:spacing w:line="240" w:lineRule="auto"/>
         <w:ind w:left="720" w:hanging="360"/>
@@ -964,7 +964,7 @@
       <w:pPr>
         <w:numPr>
           <w:ilvl w:val="0"/>
-          <w:numId w:val="14"/>
+          <w:numId w:val="6"/>
         </w:numPr>
         <w:spacing w:line="240" w:lineRule="auto"/>
         <w:ind w:left="720" w:hanging="360"/>
@@ -994,7 +994,7 @@
       <w:pPr>
         <w:numPr>
           <w:ilvl w:val="0"/>
-          <w:numId w:val="14"/>
+          <w:numId w:val="6"/>
         </w:numPr>
         <w:spacing w:line="240" w:lineRule="auto"/>
         <w:ind w:left="720" w:hanging="360"/>
@@ -1024,7 +1024,7 @@
       <w:pPr>
         <w:numPr>
           <w:ilvl w:val="0"/>
-          <w:numId w:val="14"/>
+          <w:numId w:val="6"/>
         </w:numPr>
         <w:spacing w:line="240" w:lineRule="auto"/>
         <w:ind w:left="720" w:hanging="360"/>
@@ -1054,7 +1054,7 @@
       <w:pPr>
         <w:numPr>
           <w:ilvl w:val="0"/>
-          <w:numId w:val="14"/>
+          <w:numId w:val="6"/>
         </w:numPr>
         <w:spacing w:line="240" w:lineRule="auto"/>
         <w:ind w:left="720" w:hanging="360"/>
@@ -1084,7 +1084,7 @@
       <w:pPr>
         <w:numPr>
           <w:ilvl w:val="0"/>
-          <w:numId w:val="14"/>
+          <w:numId w:val="6"/>
         </w:numPr>
         <w:spacing w:line="240" w:lineRule="auto"/>
         <w:ind w:left="720" w:hanging="360"/>
@@ -1114,7 +1114,7 @@
       <w:pPr>
         <w:numPr>
           <w:ilvl w:val="0"/>
-          <w:numId w:val="14"/>
+          <w:numId w:val="6"/>
         </w:numPr>
         <w:spacing w:line="240" w:lineRule="auto"/>
         <w:ind w:left="720" w:hanging="360"/>
@@ -1161,7 +1161,7 @@
       <w:pPr>
         <w:numPr>
           <w:ilvl w:val="0"/>
-          <w:numId w:val="17"/>
+          <w:numId w:val="9"/>
         </w:numPr>
         <w:spacing w:line="276" w:lineRule="auto"/>
         <w:ind w:left="720" w:hanging="360"/>
@@ -1186,7 +1186,7 @@
       <w:pPr>
         <w:numPr>
           <w:ilvl w:val="0"/>
-          <w:numId w:val="14"/>
+          <w:numId w:val="6"/>
         </w:numPr>
         <w:spacing w:line="240" w:lineRule="auto"/>
         <w:ind w:left="720" w:hanging="360"/>
@@ -1211,7 +1211,7 @@
       <w:pPr>
         <w:numPr>
           <w:ilvl w:val="1"/>
-          <w:numId w:val="14"/>
+          <w:numId w:val="6"/>
         </w:numPr>
         <w:spacing w:line="240" w:lineRule="auto"/>
         <w:ind w:left="1440" w:hanging="360"/>
@@ -1236,7 +1236,7 @@
       <w:pPr>
         <w:numPr>
           <w:ilvl w:val="2"/>
-          <w:numId w:val="14"/>
+          <w:numId w:val="6"/>
         </w:numPr>
         <w:spacing w:line="276" w:lineRule="auto"/>
         <w:ind w:left="2160" w:hanging="360"/>
@@ -1257,7 +1257,7 @@
       <w:pPr>
         <w:numPr>
           <w:ilvl w:val="1"/>
-          <w:numId w:val="14"/>
+          <w:numId w:val="6"/>
         </w:numPr>
         <w:spacing w:line="240" w:lineRule="auto"/>
         <w:ind w:left="1440" w:hanging="360"/>
@@ -1282,7 +1282,7 @@
       <w:pPr>
         <w:numPr>
           <w:ilvl w:val="2"/>
-          <w:numId w:val="14"/>
+          <w:numId w:val="6"/>
         </w:numPr>
         <w:spacing w:line="276" w:lineRule="auto"/>
         <w:ind w:left="2160" w:hanging="360"/>
@@ -1307,7 +1307,7 @@
       <w:pPr>
         <w:numPr>
           <w:ilvl w:val="1"/>
-          <w:numId w:val="14"/>
+          <w:numId w:val="6"/>
         </w:numPr>
         <w:spacing w:line="240" w:lineRule="auto"/>
         <w:ind w:left="1440" w:hanging="360"/>
@@ -1332,7 +1332,7 @@
       <w:pPr>
         <w:numPr>
           <w:ilvl w:val="1"/>
-          <w:numId w:val="14"/>
+          <w:numId w:val="6"/>
         </w:numPr>
         <w:spacing w:line="240" w:lineRule="auto"/>
         <w:ind w:left="1440" w:hanging="360"/>
@@ -1357,7 +1357,7 @@
       <w:pPr>
         <w:numPr>
           <w:ilvl w:val="1"/>
-          <w:numId w:val="14"/>
+          <w:numId w:val="6"/>
         </w:numPr>
         <w:spacing w:line="240" w:lineRule="auto"/>
         <w:ind w:left="1440" w:hanging="360"/>
@@ -1382,7 +1382,7 @@
       <w:pPr>
         <w:numPr>
           <w:ilvl w:val="0"/>
-          <w:numId w:val="14"/>
+          <w:numId w:val="6"/>
         </w:numPr>
         <w:spacing w:line="240" w:lineRule="auto"/>
         <w:ind w:left="720" w:hanging="360"/>
@@ -1407,7 +1407,7 @@
       <w:pPr>
         <w:numPr>
           <w:ilvl w:val="1"/>
-          <w:numId w:val="14"/>
+          <w:numId w:val="6"/>
         </w:numPr>
         <w:spacing w:line="240" w:lineRule="auto"/>
         <w:ind w:left="1440" w:hanging="360"/>
@@ -1432,7 +1432,7 @@
       <w:pPr>
         <w:numPr>
           <w:ilvl w:val="2"/>
-          <w:numId w:val="14"/>
+          <w:numId w:val="6"/>
         </w:numPr>
         <w:spacing w:line="240" w:lineRule="auto"/>
         <w:ind w:left="2160" w:hanging="360"/>
@@ -1487,7 +1487,7 @@
       <w:pPr>
         <w:numPr>
           <w:ilvl w:val="1"/>
-          <w:numId w:val="14"/>
+          <w:numId w:val="6"/>
         </w:numPr>
         <w:spacing w:line="240" w:lineRule="auto"/>
         <w:ind w:left="1440" w:hanging="360"/>
@@ -1512,7 +1512,7 @@
       <w:pPr>
         <w:numPr>
           <w:ilvl w:val="2"/>
-          <w:numId w:val="14"/>
+          <w:numId w:val="6"/>
         </w:numPr>
         <w:spacing w:line="240" w:lineRule="auto"/>
         <w:ind w:left="2160" w:hanging="360"/>
@@ -1537,7 +1537,7 @@
       <w:pPr>
         <w:numPr>
           <w:ilvl w:val="2"/>
-          <w:numId w:val="14"/>
+          <w:numId w:val="6"/>
         </w:numPr>
         <w:spacing w:line="240" w:lineRule="auto"/>
         <w:ind w:left="2160" w:hanging="360"/>
@@ -1562,7 +1562,7 @@
       <w:pPr>
         <w:numPr>
           <w:ilvl w:val="1"/>
-          <w:numId w:val="14"/>
+          <w:numId w:val="6"/>
         </w:numPr>
         <w:spacing w:line="240" w:lineRule="auto"/>
         <w:ind w:left="1440" w:hanging="360"/>
@@ -1587,7 +1587,7 @@
       <w:pPr>
         <w:numPr>
           <w:ilvl w:val="1"/>
-          <w:numId w:val="14"/>
+          <w:numId w:val="6"/>
         </w:numPr>
         <w:spacing w:line="240" w:lineRule="auto"/>
         <w:ind w:left="1440" w:hanging="360"/>
@@ -1612,7 +1612,7 @@
       <w:pPr>
         <w:numPr>
           <w:ilvl w:val="1"/>
-          <w:numId w:val="14"/>
+          <w:numId w:val="6"/>
         </w:numPr>
         <w:spacing w:line="240" w:lineRule="auto"/>
         <w:ind w:left="1440" w:hanging="360"/>
@@ -1637,7 +1637,7 @@
       <w:pPr>
         <w:numPr>
           <w:ilvl w:val="0"/>
-          <w:numId w:val="14"/>
+          <w:numId w:val="6"/>
         </w:numPr>
         <w:spacing w:line="240" w:lineRule="auto"/>
         <w:ind w:left="720" w:hanging="360"/>
@@ -1662,7 +1662,7 @@
       <w:pPr>
         <w:numPr>
           <w:ilvl w:val="1"/>
-          <w:numId w:val="14"/>
+          <w:numId w:val="6"/>
         </w:numPr>
         <w:spacing w:line="240" w:lineRule="auto"/>
         <w:ind w:left="1440" w:hanging="360"/>
@@ -1687,7 +1687,7 @@
       <w:pPr>
         <w:numPr>
           <w:ilvl w:val="2"/>
-          <w:numId w:val="14"/>
+          <w:numId w:val="6"/>
         </w:numPr>
         <w:spacing w:line="240" w:lineRule="auto"/>
         <w:ind w:left="2160" w:hanging="360"/>
@@ -1721,7 +1721,7 @@
       <w:pPr>
         <w:numPr>
           <w:ilvl w:val="1"/>
-          <w:numId w:val="14"/>
+          <w:numId w:val="6"/>
         </w:numPr>
         <w:spacing w:line="240" w:lineRule="auto"/>
         <w:ind w:left="1440" w:hanging="360"/>
@@ -1746,7 +1746,7 @@
       <w:pPr>
         <w:numPr>
           <w:ilvl w:val="2"/>
-          <w:numId w:val="14"/>
+          <w:numId w:val="6"/>
         </w:numPr>
         <w:spacing w:line="240" w:lineRule="auto"/>
         <w:ind w:left="2160" w:hanging="360"/>
@@ -1771,7 +1771,7 @@
       <w:pPr>
         <w:numPr>
           <w:ilvl w:val="2"/>
-          <w:numId w:val="14"/>
+          <w:numId w:val="6"/>
         </w:numPr>
         <w:spacing w:line="240" w:lineRule="auto"/>
         <w:ind w:left="2160" w:hanging="360"/>
@@ -1796,7 +1796,7 @@
       <w:pPr>
         <w:numPr>
           <w:ilvl w:val="2"/>
-          <w:numId w:val="14"/>
+          <w:numId w:val="6"/>
         </w:numPr>
         <w:spacing w:line="240" w:lineRule="auto"/>
         <w:ind w:left="2160" w:hanging="360"/>
@@ -1821,7 +1821,7 @@
       <w:pPr>
         <w:numPr>
           <w:ilvl w:val="1"/>
-          <w:numId w:val="14"/>
+          <w:numId w:val="6"/>
         </w:numPr>
         <w:spacing w:line="240" w:lineRule="auto"/>
         <w:ind w:left="1440" w:hanging="360"/>
@@ -1846,7 +1846,7 @@
       <w:pPr>
         <w:numPr>
           <w:ilvl w:val="1"/>
-          <w:numId w:val="14"/>
+          <w:numId w:val="6"/>
         </w:numPr>
         <w:spacing w:line="240" w:lineRule="auto"/>
         <w:ind w:left="1440" w:hanging="360"/>
@@ -1871,7 +1871,7 @@
       <w:pPr>
         <w:numPr>
           <w:ilvl w:val="1"/>
-          <w:numId w:val="14"/>
+          <w:numId w:val="6"/>
         </w:numPr>
         <w:spacing w:line="240" w:lineRule="auto"/>
         <w:ind w:left="1440" w:hanging="360"/>
@@ -1899,7 +1899,7 @@
       <w:pPr>
         <w:numPr>
           <w:ilvl w:val="0"/>
-          <w:numId w:val="14"/>
+          <w:numId w:val="6"/>
         </w:numPr>
         <w:spacing w:line="240" w:lineRule="auto"/>
         <w:ind w:left="720" w:hanging="360"/>
@@ -1924,7 +1924,7 @@
       <w:pPr>
         <w:numPr>
           <w:ilvl w:val="1"/>
-          <w:numId w:val="14"/>
+          <w:numId w:val="6"/>
         </w:numPr>
         <w:spacing w:line="240" w:lineRule="auto"/>
         <w:ind w:left="1440" w:hanging="360"/>
@@ -1949,7 +1949,7 @@
       <w:pPr>
         <w:numPr>
           <w:ilvl w:val="1"/>
-          <w:numId w:val="14"/>
+          <w:numId w:val="6"/>
         </w:numPr>
         <w:spacing w:line="240" w:lineRule="auto"/>
         <w:ind w:left="1440" w:hanging="360"/>
@@ -1974,7 +1974,7 @@
       <w:pPr>
         <w:numPr>
           <w:ilvl w:val="2"/>
-          <w:numId w:val="14"/>
+          <w:numId w:val="6"/>
         </w:numPr>
         <w:spacing w:line="240" w:lineRule="auto"/>
         <w:ind w:left="2160" w:hanging="360"/>
@@ -1999,7 +1999,7 @@
       <w:pPr>
         <w:numPr>
           <w:ilvl w:val="2"/>
-          <w:numId w:val="14"/>
+          <w:numId w:val="6"/>
         </w:numPr>
         <w:spacing w:line="240" w:lineRule="auto"/>
         <w:ind w:left="2160" w:hanging="360"/>
@@ -2024,7 +2024,7 @@
       <w:pPr>
         <w:numPr>
           <w:ilvl w:val="2"/>
-          <w:numId w:val="14"/>
+          <w:numId w:val="6"/>
         </w:numPr>
         <w:spacing w:line="240" w:lineRule="auto"/>
         <w:ind w:left="2160" w:hanging="360"/>
@@ -2049,7 +2049,7 @@
       <w:pPr>
         <w:numPr>
           <w:ilvl w:val="1"/>
-          <w:numId w:val="14"/>
+          <w:numId w:val="6"/>
         </w:numPr>
         <w:spacing w:line="240" w:lineRule="auto"/>
         <w:ind w:left="1440" w:hanging="360"/>
@@ -2074,7 +2074,7 @@
       <w:pPr>
         <w:numPr>
           <w:ilvl w:val="1"/>
-          <w:numId w:val="14"/>
+          <w:numId w:val="6"/>
         </w:numPr>
         <w:spacing w:line="240" w:lineRule="auto"/>
         <w:ind w:left="1440" w:hanging="360"/>
@@ -2099,7 +2099,7 @@
       <w:pPr>
         <w:numPr>
           <w:ilvl w:val="1"/>
-          <w:numId w:val="14"/>
+          <w:numId w:val="6"/>
         </w:numPr>
         <w:spacing w:line="240" w:lineRule="auto"/>
         <w:ind w:left="1440" w:hanging="360"/>
@@ -2127,7 +2127,7 @@
       <w:pPr>
         <w:numPr>
           <w:ilvl w:val="0"/>
-          <w:numId w:val="14"/>
+          <w:numId w:val="6"/>
         </w:numPr>
         <w:spacing w:line="240" w:lineRule="auto"/>
         <w:ind w:left="720" w:hanging="360"/>
@@ -2152,7 +2152,7 @@
       <w:pPr>
         <w:numPr>
           <w:ilvl w:val="1"/>
-          <w:numId w:val="14"/>
+          <w:numId w:val="6"/>
         </w:numPr>
         <w:spacing w:line="240" w:lineRule="auto"/>
         <w:ind w:left="1440" w:hanging="360"/>
@@ -2177,7 +2177,7 @@
       <w:pPr>
         <w:numPr>
           <w:ilvl w:val="1"/>
-          <w:numId w:val="14"/>
+          <w:numId w:val="6"/>
         </w:numPr>
         <w:spacing w:line="240" w:lineRule="auto"/>
         <w:ind w:left="1440" w:hanging="360"/>
@@ -2202,7 +2202,7 @@
       <w:pPr>
         <w:numPr>
           <w:ilvl w:val="2"/>
-          <w:numId w:val="14"/>
+          <w:numId w:val="6"/>
         </w:numPr>
         <w:spacing w:line="240" w:lineRule="auto"/>
         <w:ind w:left="2160" w:hanging="360"/>
@@ -2227,7 +2227,7 @@
       <w:pPr>
         <w:numPr>
           <w:ilvl w:val="2"/>
-          <w:numId w:val="14"/>
+          <w:numId w:val="6"/>
         </w:numPr>
         <w:spacing w:line="240" w:lineRule="auto"/>
         <w:ind w:left="2160" w:hanging="360"/>
@@ -2252,7 +2252,7 @@
       <w:pPr>
         <w:numPr>
           <w:ilvl w:val="1"/>
-          <w:numId w:val="14"/>
+          <w:numId w:val="6"/>
         </w:numPr>
         <w:spacing w:line="240" w:lineRule="auto"/>
         <w:ind w:left="1440" w:hanging="360"/>
@@ -2277,7 +2277,7 @@
       <w:pPr>
         <w:numPr>
           <w:ilvl w:val="1"/>
-          <w:numId w:val="14"/>
+          <w:numId w:val="6"/>
         </w:numPr>
         <w:spacing w:line="240" w:lineRule="auto"/>
         <w:ind w:left="1440" w:hanging="360"/>
@@ -2302,7 +2302,7 @@
       <w:pPr>
         <w:numPr>
           <w:ilvl w:val="1"/>
-          <w:numId w:val="14"/>
+          <w:numId w:val="6"/>
         </w:numPr>
         <w:spacing w:line="240" w:lineRule="auto"/>
         <w:ind w:left="1440" w:hanging="360"/>
@@ -2330,7 +2330,7 @@
       <w:pPr>
         <w:numPr>
           <w:ilvl w:val="0"/>
-          <w:numId w:val="14"/>
+          <w:numId w:val="6"/>
         </w:numPr>
         <w:spacing w:line="240" w:lineRule="auto"/>
         <w:ind w:left="720" w:hanging="360"/>
@@ -2355,7 +2355,7 @@
       <w:pPr>
         <w:numPr>
           <w:ilvl w:val="1"/>
-          <w:numId w:val="14"/>
+          <w:numId w:val="6"/>
         </w:numPr>
         <w:spacing w:line="240" w:lineRule="auto"/>
         <w:ind w:left="1440" w:hanging="360"/>
@@ -2380,7 +2380,7 @@
       <w:pPr>
         <w:numPr>
           <w:ilvl w:val="2"/>
-          <w:numId w:val="14"/>
+          <w:numId w:val="6"/>
         </w:numPr>
         <w:spacing w:line="240" w:lineRule="auto"/>
         <w:ind w:left="2160" w:hanging="360"/>
@@ -2411,7 +2411,7 @@
       <w:pPr>
         <w:numPr>
           <w:ilvl w:val="1"/>
-          <w:numId w:val="14"/>
+          <w:numId w:val="6"/>
         </w:numPr>
         <w:spacing w:line="240" w:lineRule="auto"/>
         <w:ind w:left="1440" w:hanging="360"/>
@@ -2436,7 +2436,7 @@
       <w:pPr>
         <w:numPr>
           <w:ilvl w:val="2"/>
-          <w:numId w:val="14"/>
+          <w:numId w:val="6"/>
         </w:numPr>
         <w:spacing w:line="240" w:lineRule="auto"/>
         <w:ind w:left="2160" w:hanging="360"/>
@@ -2461,7 +2461,7 @@
       <w:pPr>
         <w:numPr>
           <w:ilvl w:val="2"/>
-          <w:numId w:val="14"/>
+          <w:numId w:val="6"/>
         </w:numPr>
         <w:spacing w:line="240" w:lineRule="auto"/>
         <w:ind w:left="2160" w:hanging="360"/>
@@ -2486,7 +2486,7 @@
       <w:pPr>
         <w:numPr>
           <w:ilvl w:val="1"/>
-          <w:numId w:val="14"/>
+          <w:numId w:val="6"/>
         </w:numPr>
         <w:spacing w:line="240" w:lineRule="auto"/>
         <w:ind w:left="1440" w:hanging="360"/>
@@ -2511,7 +2511,7 @@
       <w:pPr>
         <w:numPr>
           <w:ilvl w:val="1"/>
-          <w:numId w:val="14"/>
+          <w:numId w:val="6"/>
         </w:numPr>
         <w:spacing w:line="240" w:lineRule="auto"/>
         <w:ind w:left="1440" w:hanging="360"/>
@@ -2536,7 +2536,7 @@
       <w:pPr>
         <w:numPr>
           <w:ilvl w:val="1"/>
-          <w:numId w:val="14"/>
+          <w:numId w:val="6"/>
         </w:numPr>
         <w:spacing w:line="240" w:lineRule="auto"/>
         <w:ind w:left="1440" w:hanging="360"/>
@@ -2564,7 +2564,7 @@
       <w:pPr>
         <w:numPr>
           <w:ilvl w:val="0"/>
-          <w:numId w:val="14"/>
+          <w:numId w:val="6"/>
         </w:numPr>
         <w:spacing w:line="240" w:lineRule="auto"/>
         <w:ind w:left="720" w:hanging="360"/>
@@ -2589,7 +2589,7 @@
       <w:pPr>
         <w:numPr>
           <w:ilvl w:val="1"/>
-          <w:numId w:val="14"/>
+          <w:numId w:val="6"/>
         </w:numPr>
         <w:spacing w:line="240" w:lineRule="auto"/>
         <w:ind w:left="1440" w:hanging="360"/>
@@ -2614,7 +2614,7 @@
       <w:pPr>
         <w:numPr>
           <w:ilvl w:val="2"/>
-          <w:numId w:val="14"/>
+          <w:numId w:val="6"/>
         </w:numPr>
         <w:spacing w:line="240" w:lineRule="auto"/>
         <w:ind w:left="2160" w:hanging="360"/>
@@ -2648,7 +2648,7 @@
       <w:pPr>
         <w:numPr>
           <w:ilvl w:val="1"/>
-          <w:numId w:val="14"/>
+          <w:numId w:val="6"/>
         </w:numPr>
         <w:spacing w:line="240" w:lineRule="auto"/>
         <w:ind w:left="1440" w:hanging="360"/>
@@ -2673,7 +2673,7 @@
       <w:pPr>
         <w:numPr>
           <w:ilvl w:val="2"/>
-          <w:numId w:val="14"/>
+          <w:numId w:val="6"/>
         </w:numPr>
         <w:spacing w:line="240" w:lineRule="auto"/>
         <w:ind w:left="2160" w:hanging="360"/>
@@ -2698,7 +2698,7 @@
       <w:pPr>
         <w:numPr>
           <w:ilvl w:val="1"/>
-          <w:numId w:val="14"/>
+          <w:numId w:val="6"/>
         </w:numPr>
         <w:spacing w:line="240" w:lineRule="auto"/>
         <w:ind w:left="1440" w:hanging="360"/>
@@ -2723,7 +2723,7 @@
       <w:pPr>
         <w:numPr>
           <w:ilvl w:val="1"/>
-          <w:numId w:val="14"/>
+          <w:numId w:val="6"/>
         </w:numPr>
         <w:spacing w:line="240" w:lineRule="auto"/>
         <w:ind w:left="1440" w:hanging="360"/>
@@ -2748,7 +2748,7 @@
       <w:pPr>
         <w:numPr>
           <w:ilvl w:val="1"/>
-          <w:numId w:val="14"/>
+          <w:numId w:val="6"/>
         </w:numPr>
         <w:spacing w:line="240" w:lineRule="auto"/>
         <w:ind w:left="1440" w:hanging="360"/>
@@ -2885,7 +2885,7 @@
       <w:pPr>
         <w:numPr>
           <w:ilvl w:val="0"/>
-          <w:numId w:val="5"/>
+          <w:numId w:val="14"/>
         </w:numPr>
         <w:spacing w:line="240" w:lineRule="auto"/>
         <w:ind w:left="720" w:hanging="360"/>
@@ -2955,7 +2955,7 @@
       <w:pPr>
         <w:numPr>
           <w:ilvl w:val="0"/>
-          <w:numId w:val="6"/>
+          <w:numId w:val="15"/>
         </w:numPr>
         <w:spacing w:line="240" w:lineRule="auto"/>
         <w:ind w:left="720" w:hanging="360"/>
@@ -3020,7 +3020,7 @@
       <w:pPr>
         <w:numPr>
           <w:ilvl w:val="0"/>
-          <w:numId w:val="6"/>
+          <w:numId w:val="15"/>
         </w:numPr>
         <w:ind w:left="720" w:hanging="360"/>
         <w:rPr>
@@ -3083,7 +3083,7 @@
       <w:pPr>
         <w:numPr>
           <w:ilvl w:val="0"/>
-          <w:numId w:val="6"/>
+          <w:numId w:val="15"/>
         </w:numPr>
         <w:spacing w:line="240" w:lineRule="auto"/>
         <w:ind w:left="720" w:hanging="360"/>
@@ -3102,12 +3102,17 @@
         </w:rPr>
         <w:t xml:space="preserve">Освоєно базові команди консолі Linux у терміналі (macOS).</w:t>
       </w:r>
+      <w:r>
+        <w:rPr>
+          <w:rtl w:val="0"/>
+        </w:rPr>
+      </w:r>
     </w:p>
     <w:p>
       <w:pPr>
         <w:numPr>
           <w:ilvl w:val="0"/>
-          <w:numId w:val="6"/>
+          <w:numId w:val="15"/>
         </w:numPr>
         <w:spacing w:line="240" w:lineRule="auto"/>
         <w:ind w:left="720" w:hanging="360"/>
@@ -3116,7 +3121,6 @@
           <w:rFonts w:ascii="Times New Roman" w:cs="Times New Roman" w:eastAsia="Times New Roman" w:hAnsi="Times New Roman"/>
           <w:sz w:val="24"/>
           <w:szCs w:val="24"/>
-          <w:u w:val="none"/>
         </w:rPr>
       </w:pPr>
       <w:r>
@@ -3127,6 +3131,11 @@
           <w:rtl w:val="0"/>
         </w:rPr>
         <w:t xml:space="preserve">Створено структуру папок </w:t>
+      </w:r>
+      <w:r>
+        <w:rPr>
+          <w:rtl w:val="0"/>
+        </w:rPr>
       </w:r>
     </w:p>
     <w:p>
@@ -3173,7 +3182,7 @@
       <w:pPr>
         <w:numPr>
           <w:ilvl w:val="0"/>
-          <w:numId w:val="6"/>
+          <w:numId w:val="15"/>
         </w:numPr>
         <w:spacing w:line="240" w:lineRule="auto"/>
         <w:ind w:left="720" w:hanging="360"/>
@@ -3237,7 +3246,7 @@
       <w:pPr>
         <w:numPr>
           <w:ilvl w:val="0"/>
-          <w:numId w:val="6"/>
+          <w:numId w:val="15"/>
         </w:numPr>
         <w:spacing w:line="240" w:lineRule="auto"/>
         <w:ind w:left="720" w:hanging="360"/>
@@ -3256,12 +3265,17 @@
         </w:rPr>
         <w:t xml:space="preserve">Встановлено та підключено розширення для розробки мовою C++.</w:t>
       </w:r>
+      <w:r>
+        <w:rPr>
+          <w:rtl w:val="0"/>
+        </w:rPr>
+      </w:r>
     </w:p>
     <w:p>
       <w:pPr>
         <w:numPr>
           <w:ilvl w:val="0"/>
-          <w:numId w:val="6"/>
+          <w:numId w:val="15"/>
         </w:numPr>
         <w:spacing w:line="240" w:lineRule="auto"/>
         <w:ind w:left="720" w:hanging="360"/>
@@ -3340,6 +3354,11 @@
         </w:rPr>
         <w:t xml:space="preserve"> для автоматичного підсвічування коду та компіляції.</w:t>
       </w:r>
+      <w:r>
+        <w:rPr>
+          <w:rtl w:val="0"/>
+        </w:rPr>
+      </w:r>
     </w:p>
     <w:p>
       <w:pPr>
@@ -3385,7 +3404,7 @@
       <w:pPr>
         <w:numPr>
           <w:ilvl w:val="0"/>
-          <w:numId w:val="6"/>
+          <w:numId w:val="15"/>
         </w:numPr>
         <w:spacing w:line="240" w:lineRule="auto"/>
         <w:ind w:left="720" w:hanging="360"/>
@@ -3404,12 +3423,17 @@
         </w:rPr>
         <w:t xml:space="preserve">Налаштовано профіль на веб-платформі GitHub.</w:t>
       </w:r>
+      <w:r>
+        <w:rPr>
+          <w:rtl w:val="0"/>
+        </w:rPr>
+      </w:r>
     </w:p>
     <w:p>
       <w:pPr>
         <w:numPr>
           <w:ilvl w:val="0"/>
-          <w:numId w:val="6"/>
+          <w:numId w:val="15"/>
         </w:numPr>
         <w:spacing w:line="240" w:lineRule="auto"/>
         <w:ind w:left="720" w:hanging="360"/>
@@ -3427,6 +3451,11 @@
           <w:rtl w:val="0"/>
         </w:rPr>
         <w:t xml:space="preserve">Ознайомлено з інтерфейсом репозиторіїв, створенням Pull Request та механізмом Code Review.</w:t>
+      </w:r>
+      <w:r>
+        <w:rPr>
+          <w:rtl w:val="0"/>
+        </w:rPr>
       </w:r>
     </w:p>
     <w:p>
@@ -3473,7 +3502,7 @@
       <w:pPr>
         <w:numPr>
           <w:ilvl w:val="0"/>
-          <w:numId w:val="6"/>
+          <w:numId w:val="15"/>
         </w:numPr>
         <w:spacing w:line="240" w:lineRule="auto"/>
         <w:ind w:left="720" w:hanging="360"/>
@@ -3538,7 +3567,7 @@
       <w:pPr>
         <w:numPr>
           <w:ilvl w:val="0"/>
-          <w:numId w:val="6"/>
+          <w:numId w:val="15"/>
         </w:numPr>
         <w:spacing w:line="240" w:lineRule="auto"/>
         <w:ind w:left="720" w:hanging="360"/>
@@ -3557,12 +3586,17 @@
         </w:rPr>
         <w:t xml:space="preserve">Зареєстровано обліковий запис на навчальній платформі Algotester.</w:t>
       </w:r>
+      <w:r>
+        <w:rPr>
+          <w:rtl w:val="0"/>
+        </w:rPr>
+      </w:r>
     </w:p>
     <w:p>
       <w:pPr>
         <w:numPr>
           <w:ilvl w:val="0"/>
-          <w:numId w:val="6"/>
+          <w:numId w:val="15"/>
         </w:numPr>
         <w:spacing w:line="240" w:lineRule="auto"/>
         <w:ind w:left="720" w:hanging="360"/>
@@ -3631,7 +3665,7 @@
       <w:pPr>
         <w:numPr>
           <w:ilvl w:val="0"/>
-          <w:numId w:val="12"/>
+          <w:numId w:val="4"/>
         </w:numPr>
         <w:spacing w:line="240" w:lineRule="auto"/>
         <w:ind w:left="720" w:hanging="360"/>
@@ -3678,7 +3712,7 @@
       <w:pPr>
         <w:numPr>
           <w:ilvl w:val="0"/>
-          <w:numId w:val="6"/>
+          <w:numId w:val="15"/>
         </w:numPr>
         <w:spacing w:line="240" w:lineRule="auto"/>
         <w:ind w:left="720" w:hanging="360"/>
@@ -3697,12 +3731,17 @@
         </w:rPr>
         <w:t xml:space="preserve">Написано, скомпільовано та від налагоджено програмний код C++.</w:t>
       </w:r>
+      <w:r>
+        <w:rPr>
+          <w:rtl w:val="0"/>
+        </w:rPr>
+      </w:r>
     </w:p>
     <w:p>
       <w:pPr>
         <w:numPr>
           <w:ilvl w:val="0"/>
-          <w:numId w:val="6"/>
+          <w:numId w:val="15"/>
         </w:numPr>
         <w:spacing w:line="240" w:lineRule="auto"/>
         <w:ind w:left="0" w:hanging="360"/>
@@ -3752,12 +3791,17 @@
         </w:rPr>
         <w:t xml:space="preserve">Завдання №12 Result Documentation Report and Outcomes List Placement Activities:</w:t>
       </w:r>
+      <w:r>
+        <w:rPr>
+          <w:rtl w:val="0"/>
+        </w:rPr>
+      </w:r>
     </w:p>
     <w:p>
       <w:pPr>
         <w:numPr>
           <w:ilvl w:val="0"/>
-          <w:numId w:val="12"/>
+          <w:numId w:val="4"/>
         </w:numPr>
         <w:spacing w:line="240" w:lineRule="auto"/>
         <w:ind w:left="720" w:hanging="360"/>
@@ -3789,12 +3833,17 @@
         </w:rPr>
         <w:t xml:space="preserve">Завдання №13 Results Evaluation and Release:</w:t>
       </w:r>
+      <w:r>
+        <w:rPr>
+          <w:rtl w:val="0"/>
+        </w:rPr>
+      </w:r>
     </w:p>
     <w:p>
       <w:pPr>
         <w:numPr>
           <w:ilvl w:val="0"/>
-          <w:numId w:val="12"/>
+          <w:numId w:val="4"/>
         </w:numPr>
         <w:ind w:left="708.6614173228347" w:hanging="360"/>
         <w:rPr>
@@ -3832,15 +3881,6 @@
         </w:rPr>
         <w:br w:type="textWrapping"/>
       </w:r>
-    </w:p>
-    <w:p>
-      <w:pPr>
-        <w:spacing w:after="200" w:line="276" w:lineRule="auto"/>
-        <w:jc w:val="both"/>
-        <w:rPr>
-          <w:rFonts w:ascii="Times New Roman" w:cs="Times New Roman" w:eastAsia="Times New Roman" w:hAnsi="Times New Roman"/>
-        </w:rPr>
-      </w:pPr>
       <w:r>
         <w:rPr>
           <w:rtl w:val="0"/>
@@ -3869,9 +3909,7 @@
           <w:szCs w:val="26"/>
           <w:rtl w:val="0"/>
         </w:rPr>
-        <w:t xml:space="preserve">2.</w:t>
-        <w:tab/>
-        <w:t xml:space="preserve">Дизайн та планована оцінка часу виконання завдань: </w:t>
+        <w:t xml:space="preserve">2. Дизайн та планована оцінка часу виконання завдань: </w:t>
       </w:r>
     </w:p>
     <w:p>
@@ -3905,7 +3943,7 @@
       <w:pPr>
         <w:numPr>
           <w:ilvl w:val="0"/>
-          <w:numId w:val="6"/>
+          <w:numId w:val="15"/>
         </w:numPr>
         <w:spacing w:line="240" w:lineRule="auto"/>
         <w:ind w:left="720" w:hanging="360"/>
@@ -3925,18 +3963,6 @@
         </w:rPr>
         <w:t xml:space="preserve">Блок-схема </w:t>
       </w:r>
-    </w:p>
-    <w:p>
-      <w:pPr>
-        <w:spacing w:line="240" w:lineRule="auto"/>
-        <w:ind w:left="720" w:firstLine="0"/>
-        <w:jc w:val="center"/>
-        <w:rPr>
-          <w:rFonts w:ascii="Times New Roman" w:cs="Times New Roman" w:eastAsia="Times New Roman" w:hAnsi="Times New Roman"/>
-          <w:sz w:val="24"/>
-          <w:szCs w:val="24"/>
-        </w:rPr>
-      </w:pPr>
       <w:r>
         <w:rPr>
           <w:rFonts w:ascii="Times New Roman" w:cs="Times New Roman" w:eastAsia="Times New Roman" w:hAnsi="Times New Roman"/>
@@ -3945,19 +3971,19 @@
         </w:rPr>
         <w:drawing>
           <wp:inline distB="114300" distT="114300" distL="114300" distR="114300">
-            <wp:extent cx="5891213" cy="4365720"/>
+            <wp:extent cx="5643563" cy="3318670"/>
             <wp:effectExtent b="0" l="0" r="0" t="0"/>
-            <wp:docPr id="11" name="image2.png"/>
+            <wp:docPr id="22" name="image16.png"/>
             <a:graphic>
               <a:graphicData uri="http://schemas.openxmlformats.org/drawingml/2006/picture">
                 <pic:pic>
                   <pic:nvPicPr>
-                    <pic:cNvPr id="0" name="image2.png"/>
+                    <pic:cNvPr id="0" name="image16.png"/>
                     <pic:cNvPicPr preferRelativeResize="0"/>
                   </pic:nvPicPr>
                   <pic:blipFill>
                     <a:blip r:embed="rId10"/>
-                    <a:srcRect b="0" l="9180" r="9180" t="0"/>
+                    <a:srcRect b="1623" l="0" r="0" t="1623"/>
                     <a:stretch>
                       <a:fillRect/>
                     </a:stretch>
@@ -3965,7 +3991,7 @@
                   <pic:spPr>
                     <a:xfrm>
                       <a:off x="0" y="0"/>
-                      <a:ext cx="5891213" cy="4365720"/>
+                      <a:ext cx="5643563" cy="3318670"/>
                     </a:xfrm>
                     <a:prstGeom prst="rect"/>
                     <a:ln/>
@@ -3984,6 +4010,7 @@
           <w:rtl w:val="0"/>
         </w:rPr>
         <w:br w:type="textWrapping"/>
+        <w:t xml:space="preserve">                                         </w:t>
       </w:r>
       <w:r>
         <w:rPr>
@@ -3999,6 +4026,23 @@
       </w:r>
       <w:r>
         <w:rPr>
+          <w:rtl w:val="0"/>
+        </w:rPr>
+      </w:r>
+    </w:p>
+    <w:p>
+      <w:pPr>
+        <w:spacing w:line="240" w:lineRule="auto"/>
+        <w:ind w:left="720" w:firstLine="0"/>
+        <w:jc w:val="center"/>
+        <w:rPr>
+          <w:rFonts w:ascii="Times New Roman" w:cs="Times New Roman" w:eastAsia="Times New Roman" w:hAnsi="Times New Roman"/>
+          <w:sz w:val="24"/>
+          <w:szCs w:val="24"/>
+        </w:rPr>
+      </w:pPr>
+      <w:r>
+        <w:rPr>
           <w:rFonts w:ascii="Times New Roman" w:cs="Times New Roman" w:eastAsia="Times New Roman" w:hAnsi="Times New Roman"/>
           <w:sz w:val="24"/>
           <w:szCs w:val="24"/>
@@ -4014,14 +4058,14 @@
         </w:rPr>
         <w:drawing>
           <wp:inline distB="114300" distT="114300" distL="114300" distR="114300">
-            <wp:extent cx="6096000" cy="3890963"/>
+            <wp:extent cx="5181600" cy="2561258"/>
             <wp:effectExtent b="0" l="0" r="0" t="0"/>
-            <wp:docPr id="2" name="image9.png"/>
+            <wp:docPr id="2" name="image21.png"/>
             <a:graphic>
               <a:graphicData uri="http://schemas.openxmlformats.org/drawingml/2006/picture">
                 <pic:pic>
                   <pic:nvPicPr>
-                    <pic:cNvPr id="0" name="image9.png"/>
+                    <pic:cNvPr id="0" name="image21.png"/>
                     <pic:cNvPicPr preferRelativeResize="0"/>
                   </pic:nvPicPr>
                   <pic:blipFill>
@@ -4034,7 +4078,7 @@
                   <pic:spPr>
                     <a:xfrm>
                       <a:off x="0" y="0"/>
-                      <a:ext cx="6096000" cy="3890963"/>
+                      <a:ext cx="5181600" cy="2561258"/>
                     </a:xfrm>
                     <a:prstGeom prst="rect"/>
                     <a:ln/>
@@ -4107,12 +4151,12 @@
           <wp:inline distB="114300" distT="114300" distL="114300" distR="114300">
             <wp:extent cx="5731200" cy="1739900"/>
             <wp:effectExtent b="0" l="0" r="0" t="0"/>
-            <wp:docPr id="5" name="image12.png"/>
+            <wp:docPr id="5" name="image18.png"/>
             <a:graphic>
               <a:graphicData uri="http://schemas.openxmlformats.org/drawingml/2006/picture">
                 <pic:pic>
                   <pic:nvPicPr>
-                    <pic:cNvPr id="0" name="image12.png"/>
+                    <pic:cNvPr id="0" name="image18.png"/>
                     <pic:cNvPicPr preferRelativeResize="0"/>
                   </pic:nvPicPr>
                   <pic:blipFill>
@@ -4171,7 +4215,7 @@
       <w:pPr>
         <w:numPr>
           <w:ilvl w:val="0"/>
-          <w:numId w:val="6"/>
+          <w:numId w:val="15"/>
         </w:numPr>
         <w:spacing w:line="240" w:lineRule="auto"/>
         <w:ind w:left="720" w:hanging="360"/>
@@ -4246,9 +4290,7 @@
           <w:szCs w:val="26"/>
           <w:rtl w:val="0"/>
         </w:rPr>
-        <w:t xml:space="preserve">3.</w:t>
-        <w:tab/>
-        <w:t xml:space="preserve">Конфігурація середовища до виконання завдань:</w:t>
+        <w:t xml:space="preserve">3. Конфігурація середовища до виконання завдань:</w:t>
       </w:r>
     </w:p>
     <w:p>
@@ -4297,7 +4339,7 @@
       <w:pPr>
         <w:numPr>
           <w:ilvl w:val="0"/>
-          <w:numId w:val="13"/>
+          <w:numId w:val="5"/>
         </w:numPr>
         <w:spacing w:after="160" w:line="256.7994545454545" w:lineRule="auto"/>
         <w:ind w:left="720" w:hanging="360"/>
@@ -4323,7 +4365,7 @@
         <w:pStyle w:val="Heading2"/>
         <w:numPr>
           <w:ilvl w:val="0"/>
-          <w:numId w:val="18"/>
+          <w:numId w:val="10"/>
         </w:numPr>
         <w:spacing w:after="0" w:before="40" w:lineRule="auto"/>
         <w:ind w:left="720" w:hanging="360"/>
@@ -4334,7 +4376,7 @@
           <w:szCs w:val="26"/>
         </w:rPr>
       </w:pPr>
-      <w:bookmarkStart w:colFirst="0" w:colLast="0" w:name="_had85gcho6xg" w:id="1"/>
+      <w:bookmarkStart w:colFirst="0" w:colLast="0" w:name="_xpijh6mehyy4" w:id="1"/>
       <w:bookmarkEnd w:id="1"/>
       <w:r>
         <w:rPr>
@@ -4346,12 +4388,12 @@
           <wp:inline distB="114300" distT="114300" distL="114300" distR="114300">
             <wp:extent cx="1943100" cy="3271380"/>
             <wp:effectExtent b="0" l="0" r="0" t="0"/>
-            <wp:docPr id="14" name="image17.png"/>
+            <wp:docPr id="4" name="image7.png"/>
             <a:graphic>
               <a:graphicData uri="http://schemas.openxmlformats.org/drawingml/2006/picture">
                 <pic:pic>
                   <pic:nvPicPr>
-                    <pic:cNvPr id="0" name="image17.png"/>
+                    <pic:cNvPr id="0" name="image7.png"/>
                     <pic:cNvPicPr preferRelativeResize="0"/>
                   </pic:nvPicPr>
                   <pic:blipFill>
@@ -4454,9 +4496,9 @@
       <w:pPr>
         <w:numPr>
           <w:ilvl w:val="0"/>
-          <w:numId w:val="3"/>
-        </w:numPr>
-        <w:spacing w:after="0" w:afterAutospacing="0" w:lineRule="auto"/>
+          <w:numId w:val="12"/>
+        </w:numPr>
+        <w:spacing w:after="0" w:lineRule="auto"/>
         <w:ind w:left="720" w:hanging="360"/>
         <w:jc w:val="center"/>
         <w:rPr>
@@ -4498,7 +4540,7 @@
           <wp:inline distB="114300" distT="114300" distL="114300" distR="114300">
             <wp:extent cx="5731200" cy="3022600"/>
             <wp:effectExtent b="0" l="0" r="0" t="0"/>
-            <wp:docPr id="19" name="image5.png"/>
+            <wp:docPr id="7" name="image5.png"/>
             <a:graphic>
               <a:graphicData uri="http://schemas.openxmlformats.org/drawingml/2006/picture">
                 <pic:pic>
@@ -4596,12 +4638,12 @@
           <wp:inline distB="114300" distT="114300" distL="114300" distR="114300">
             <wp:extent cx="4129088" cy="3209988"/>
             <wp:effectExtent b="0" l="0" r="0" t="0"/>
-            <wp:docPr id="12" name="image15.png"/>
+            <wp:docPr id="6" name="image11.png"/>
             <a:graphic>
               <a:graphicData uri="http://schemas.openxmlformats.org/drawingml/2006/picture">
                 <pic:pic>
                   <pic:nvPicPr>
-                    <pic:cNvPr id="0" name="image15.png"/>
+                    <pic:cNvPr id="0" name="image11.png"/>
                     <pic:cNvPicPr preferRelativeResize="0"/>
                   </pic:nvPicPr>
                   <pic:blipFill>
@@ -4713,7 +4755,7 @@
       <w:pPr>
         <w:numPr>
           <w:ilvl w:val="0"/>
-          <w:numId w:val="16"/>
+          <w:numId w:val="8"/>
         </w:numPr>
         <w:spacing w:after="200" w:line="276" w:lineRule="auto"/>
         <w:ind w:left="720" w:hanging="360"/>
@@ -4754,12 +4796,12 @@
           <wp:inline distB="114300" distT="114300" distL="114300" distR="114300">
             <wp:extent cx="4523423" cy="2949463"/>
             <wp:effectExtent b="0" l="0" r="0" t="0"/>
-            <wp:docPr id="17" name="image14.png"/>
+            <wp:docPr id="9" name="image4.png"/>
             <a:graphic>
               <a:graphicData uri="http://schemas.openxmlformats.org/drawingml/2006/picture">
                 <pic:pic>
                   <pic:nvPicPr>
-                    <pic:cNvPr id="0" name="image14.png"/>
+                    <pic:cNvPr id="0" name="image4.png"/>
                     <pic:cNvPicPr preferRelativeResize="0"/>
                   </pic:nvPicPr>
                   <pic:blipFill>
@@ -4873,7 +4915,7 @@
       <w:pPr>
         <w:numPr>
           <w:ilvl w:val="0"/>
-          <w:numId w:val="2"/>
+          <w:numId w:val="11"/>
         </w:numPr>
         <w:spacing w:after="160" w:line="256.7994545454545" w:lineRule="auto"/>
         <w:ind w:left="720" w:hanging="360"/>
@@ -4915,12 +4957,12 @@
           <wp:inline distB="114300" distT="114300" distL="114300" distR="114300">
             <wp:extent cx="5731200" cy="2451100"/>
             <wp:effectExtent b="0" l="0" r="0" t="0"/>
-            <wp:docPr id="6" name="image4.png"/>
+            <wp:docPr id="8" name="image13.png"/>
             <a:graphic>
               <a:graphicData uri="http://schemas.openxmlformats.org/drawingml/2006/picture">
                 <pic:pic>
                   <pic:nvPicPr>
-                    <pic:cNvPr id="0" name="image4.png"/>
+                    <pic:cNvPr id="0" name="image13.png"/>
                     <pic:cNvPicPr preferRelativeResize="0"/>
                   </pic:nvPicPr>
                   <pic:blipFill>
@@ -4992,7 +5034,7 @@
           <w:szCs w:val="26"/>
         </w:rPr>
       </w:pPr>
-      <w:bookmarkStart w:colFirst="0" w:colLast="0" w:name="_c2k67t2k90gt" w:id="2"/>
+      <w:bookmarkStart w:colFirst="0" w:colLast="0" w:name="_c1wyr09tikia" w:id="2"/>
       <w:bookmarkEnd w:id="2"/>
       <w:r>
         <w:rPr>
@@ -5053,7 +5095,7 @@
       <w:pPr>
         <w:numPr>
           <w:ilvl w:val="0"/>
-          <w:numId w:val="9"/>
+          <w:numId w:val="18"/>
         </w:numPr>
         <w:spacing w:after="160" w:line="256.7994545454545" w:lineRule="auto"/>
         <w:ind w:left="720" w:hanging="360"/>
@@ -5093,12 +5135,12 @@
           <wp:inline distB="114300" distT="114300" distL="114300" distR="114300">
             <wp:extent cx="5731200" cy="2705100"/>
             <wp:effectExtent b="0" l="0" r="0" t="0"/>
-            <wp:docPr id="13" name="image3.png"/>
+            <wp:docPr id="13" name="image9.png"/>
             <a:graphic>
               <a:graphicData uri="http://schemas.openxmlformats.org/drawingml/2006/picture">
                 <pic:pic>
                   <pic:nvPicPr>
-                    <pic:cNvPr id="0" name="image3.png"/>
+                    <pic:cNvPr id="0" name="image9.png"/>
                     <pic:cNvPicPr preferRelativeResize="0"/>
                   </pic:nvPicPr>
                   <pic:blipFill>
@@ -5208,7 +5250,7 @@
       <w:pPr>
         <w:numPr>
           <w:ilvl w:val="0"/>
-          <w:numId w:val="4"/>
+          <w:numId w:val="13"/>
         </w:numPr>
         <w:spacing w:after="200" w:lineRule="auto"/>
         <w:ind w:left="720" w:hanging="360"/>
@@ -5251,12 +5293,12 @@
           <wp:inline distB="114300" distT="114300" distL="114300" distR="114300">
             <wp:extent cx="4713923" cy="2417579"/>
             <wp:effectExtent b="0" l="0" r="0" t="0"/>
-            <wp:docPr id="16" name="image8.png"/>
+            <wp:docPr id="10" name="image10.png"/>
             <a:graphic>
               <a:graphicData uri="http://schemas.openxmlformats.org/drawingml/2006/picture">
                 <pic:pic>
                   <pic:nvPicPr>
-                    <pic:cNvPr id="0" name="image8.png"/>
+                    <pic:cNvPr id="0" name="image10.png"/>
                     <pic:cNvPicPr preferRelativeResize="0"/>
                   </pic:nvPicPr>
                   <pic:blipFill>
@@ -5317,7 +5359,7 @@
       <w:pPr>
         <w:numPr>
           <w:ilvl w:val="0"/>
-          <w:numId w:val="7"/>
+          <w:numId w:val="16"/>
         </w:numPr>
         <w:spacing w:line="276" w:lineRule="auto"/>
         <w:ind w:left="720" w:hanging="360"/>
@@ -5357,12 +5399,12 @@
           <wp:inline distB="114300" distT="114300" distL="114300" distR="114300">
             <wp:extent cx="5731200" cy="2146300"/>
             <wp:effectExtent b="0" l="0" r="0" t="0"/>
-            <wp:docPr id="10" name="image6.png"/>
+            <wp:docPr id="12" name="image2.png"/>
             <a:graphic>
               <a:graphicData uri="http://schemas.openxmlformats.org/drawingml/2006/picture">
                 <pic:pic>
                   <pic:nvPicPr>
-                    <pic:cNvPr id="0" name="image6.png"/>
+                    <pic:cNvPr id="0" name="image2.png"/>
                     <pic:cNvPicPr preferRelativeResize="0"/>
                   </pic:nvPicPr>
                   <pic:blipFill>
@@ -5471,7 +5513,7 @@
       <w:pPr>
         <w:numPr>
           <w:ilvl w:val="0"/>
-          <w:numId w:val="15"/>
+          <w:numId w:val="7"/>
         </w:numPr>
         <w:spacing w:after="160" w:line="256.7994545454545" w:lineRule="auto"/>
         <w:ind w:left="720" w:hanging="360"/>
@@ -5512,12 +5554,12 @@
           <wp:inline distB="114300" distT="114300" distL="114300" distR="114300">
             <wp:extent cx="5294948" cy="1385818"/>
             <wp:effectExtent b="0" l="0" r="0" t="0"/>
-            <wp:docPr id="7" name="image10.png"/>
+            <wp:docPr id="14" name="image1.png"/>
             <a:graphic>
               <a:graphicData uri="http://schemas.openxmlformats.org/drawingml/2006/picture">
                 <pic:pic>
                   <pic:nvPicPr>
-                    <pic:cNvPr id="0" name="image10.png"/>
+                    <pic:cNvPr id="0" name="image1.png"/>
                     <pic:cNvPicPr preferRelativeResize="0"/>
                   </pic:nvPicPr>
                   <pic:blipFill>
@@ -5629,7 +5671,7 @@
       <w:pPr>
         <w:numPr>
           <w:ilvl w:val="0"/>
-          <w:numId w:val="8"/>
+          <w:numId w:val="17"/>
         </w:numPr>
         <w:spacing w:after="160" w:line="256.7994545454545" w:lineRule="auto"/>
         <w:ind w:left="720" w:hanging="360"/>
@@ -5670,12 +5712,12 @@
           <wp:inline distB="114300" distT="114300" distL="114300" distR="114300">
             <wp:extent cx="4790123" cy="2703049"/>
             <wp:effectExtent b="0" l="0" r="0" t="0"/>
-            <wp:docPr id="9" name="image13.png"/>
+            <wp:docPr id="15" name="image12.png"/>
             <a:graphic>
               <a:graphicData uri="http://schemas.openxmlformats.org/drawingml/2006/picture">
                 <pic:pic>
                   <pic:nvPicPr>
-                    <pic:cNvPr id="0" name="image13.png"/>
+                    <pic:cNvPr id="0" name="image12.png"/>
                     <pic:cNvPicPr preferRelativeResize="0"/>
                   </pic:nvPicPr>
                   <pic:blipFill>
@@ -5775,9 +5817,7 @@
           <w:szCs w:val="26"/>
           <w:rtl w:val="0"/>
         </w:rPr>
-        <w:t xml:space="preserve">4. </w:t>
-        <w:tab/>
-        <w:t xml:space="preserve">Код програм з посиланням на зовнішні ресурси:</w:t>
+        <w:t xml:space="preserve">4. Код програм з посиланням на зовнішні ресурси:</w:t>
       </w:r>
     </w:p>
     <w:p>
@@ -5819,19 +5859,19 @@
         </w:rPr>
         <w:drawing>
           <wp:inline distB="114300" distT="114300" distL="114300" distR="114300">
-            <wp:extent cx="2760905" cy="2056447"/>
+            <wp:extent cx="4767263" cy="2057400"/>
             <wp:effectExtent b="0" l="0" r="0" t="0"/>
-            <wp:docPr id="3" name="image18.png"/>
+            <wp:docPr id="16" name="image20.png"/>
             <a:graphic>
               <a:graphicData uri="http://schemas.openxmlformats.org/drawingml/2006/picture">
                 <pic:pic>
                   <pic:nvPicPr>
-                    <pic:cNvPr id="0" name="image18.png"/>
+                    <pic:cNvPr id="0" name="image20.png"/>
                     <pic:cNvPicPr preferRelativeResize="0"/>
                   </pic:nvPicPr>
                   <pic:blipFill>
                     <a:blip r:embed="rId23"/>
-                    <a:srcRect b="0" l="3002" r="3002" t="0"/>
+                    <a:srcRect b="-1967" l="0" r="0" t="0"/>
                     <a:stretch>
                       <a:fillRect/>
                     </a:stretch>
@@ -5839,7 +5879,7 @@
                   <pic:spPr>
                     <a:xfrm>
                       <a:off x="0" y="0"/>
-                      <a:ext cx="2760905" cy="2056447"/>
+                      <a:ext cx="4767263" cy="2057400"/>
                     </a:xfrm>
                     <a:prstGeom prst="rect"/>
                     <a:ln/>
@@ -5852,6 +5892,43 @@
       </w:r>
       <w:r>
         <w:rPr>
+          <w:rFonts w:ascii="Times New Roman" w:cs="Times New Roman" w:eastAsia="Times New Roman" w:hAnsi="Times New Roman"/>
+        </w:rPr>
+        <w:drawing>
+          <wp:inline distB="114300" distT="114300" distL="114300" distR="114300">
+            <wp:extent cx="5731200" cy="5943600"/>
+            <wp:effectExtent b="0" l="0" r="0" t="0"/>
+            <wp:docPr id="3" name="image22.png"/>
+            <a:graphic>
+              <a:graphicData uri="http://schemas.openxmlformats.org/drawingml/2006/picture">
+                <pic:pic>
+                  <pic:nvPicPr>
+                    <pic:cNvPr id="0" name="image22.png"/>
+                    <pic:cNvPicPr preferRelativeResize="0"/>
+                  </pic:nvPicPr>
+                  <pic:blipFill>
+                    <a:blip r:embed="rId24"/>
+                    <a:srcRect b="0" l="0" r="0" t="0"/>
+                    <a:stretch>
+                      <a:fillRect/>
+                    </a:stretch>
+                  </pic:blipFill>
+                  <pic:spPr>
+                    <a:xfrm>
+                      <a:off x="0" y="0"/>
+                      <a:ext cx="5731200" cy="5943600"/>
+                    </a:xfrm>
+                    <a:prstGeom prst="rect"/>
+                    <a:ln/>
+                  </pic:spPr>
+                </pic:pic>
+              </a:graphicData>
+            </a:graphic>
+          </wp:inline>
+        </w:drawing>
+      </w:r>
+      <w:r>
+        <w:rPr>
           <w:rtl w:val="0"/>
         </w:rPr>
       </w:r>
@@ -5874,10 +5951,50 @@
           <w:rFonts w:ascii="Times New Roman" w:cs="Times New Roman" w:eastAsia="Times New Roman" w:hAnsi="Times New Roman"/>
           <w:sz w:val="24"/>
           <w:szCs w:val="24"/>
+        </w:rPr>
+        <w:drawing>
+          <wp:inline distB="114300" distT="114300" distL="114300" distR="114300">
+            <wp:extent cx="5731200" cy="2425700"/>
+            <wp:effectExtent b="0" l="0" r="0" t="0"/>
+            <wp:docPr id="1" name="image19.png"/>
+            <a:graphic>
+              <a:graphicData uri="http://schemas.openxmlformats.org/drawingml/2006/picture">
+                <pic:pic>
+                  <pic:nvPicPr>
+                    <pic:cNvPr id="0" name="image19.png"/>
+                    <pic:cNvPicPr preferRelativeResize="0"/>
+                  </pic:nvPicPr>
+                  <pic:blipFill>
+                    <a:blip r:embed="rId25"/>
+                    <a:srcRect b="0" l="0" r="0" t="0"/>
+                    <a:stretch>
+                      <a:fillRect/>
+                    </a:stretch>
+                  </pic:blipFill>
+                  <pic:spPr>
+                    <a:xfrm>
+                      <a:off x="0" y="0"/>
+                      <a:ext cx="5731200" cy="2425700"/>
+                    </a:xfrm>
+                    <a:prstGeom prst="rect"/>
+                    <a:ln/>
+                  </pic:spPr>
+                </pic:pic>
+              </a:graphicData>
+            </a:graphic>
+          </wp:inline>
+        </w:drawing>
+      </w:r>
+      <w:r>
+        <w:rPr>
+          <w:rFonts w:ascii="Times New Roman" w:cs="Times New Roman" w:eastAsia="Times New Roman" w:hAnsi="Times New Roman"/>
+          <w:sz w:val="24"/>
+          <w:szCs w:val="24"/>
           <w:rtl w:val="0"/>
         </w:rPr>
         <w:tab/>
         <w:tab/>
+        <w:br w:type="textWrapping"/>
       </w:r>
       <w:r>
         <w:rPr>
@@ -5924,7 +6041,7 @@
         </w:rPr>
         <w:t xml:space="preserve">:</w:t>
       </w:r>
-      <w:hyperlink r:id="rId24">
+      <w:hyperlink r:id="rId26">
         <w:r>
           <w:rPr>
             <w:rFonts w:ascii="Times New Roman" w:cs="Times New Roman" w:eastAsia="Times New Roman" w:hAnsi="Times New Roman"/>
@@ -5955,7 +6072,7 @@
           <w:szCs w:val="24"/>
         </w:rPr>
       </w:pPr>
-      <w:hyperlink r:id="rId25">
+      <w:hyperlink r:id="rId27">
         <w:r>
           <w:rPr>
             <w:rFonts w:ascii="Times New Roman" w:cs="Times New Roman" w:eastAsia="Times New Roman" w:hAnsi="Times New Roman"/>
@@ -6006,9 +6123,7 @@
           <w:szCs w:val="26"/>
           <w:rtl w:val="0"/>
         </w:rPr>
-        <w:t xml:space="preserve">5.</w:t>
-        <w:tab/>
-        <w:t xml:space="preserve">Результати виконання завдань, тестування та фактично затрачений час:</w:t>
+        <w:t xml:space="preserve">5. Результати виконання завдань, тестування та фактично затрачений час:</w:t>
       </w:r>
     </w:p>
     <w:p>
@@ -6060,16 +6175,16 @@
           <wp:inline distB="114300" distT="114300" distL="114300" distR="114300">
             <wp:extent cx="3942398" cy="1604395"/>
             <wp:effectExtent b="0" l="0" r="0" t="0"/>
-            <wp:docPr id="18" name="image11.png"/>
+            <wp:docPr id="17" name="image17.png"/>
             <a:graphic>
               <a:graphicData uri="http://schemas.openxmlformats.org/drawingml/2006/picture">
                 <pic:pic>
                   <pic:nvPicPr>
-                    <pic:cNvPr id="0" name="image11.png"/>
+                    <pic:cNvPr id="0" name="image17.png"/>
                     <pic:cNvPicPr preferRelativeResize="0"/>
                   </pic:nvPicPr>
                   <pic:blipFill>
-                    <a:blip r:embed="rId26"/>
+                    <a:blip r:embed="rId28"/>
                     <a:srcRect b="5200" l="0" r="0" t="5200"/>
                     <a:stretch>
                       <a:fillRect/>
@@ -6234,18 +6349,18 @@
         </w:rPr>
         <w:drawing>
           <wp:inline distB="114300" distT="114300" distL="114300" distR="114300">
-            <wp:extent cx="5731200" cy="2413000"/>
+            <wp:extent cx="6734175" cy="2271713"/>
             <wp:effectExtent b="0" l="0" r="0" t="0"/>
-            <wp:docPr id="8" name="image19.png"/>
+            <wp:docPr id="18" name="image3.png"/>
             <a:graphic>
               <a:graphicData uri="http://schemas.openxmlformats.org/drawingml/2006/picture">
                 <pic:pic>
                   <pic:nvPicPr>
-                    <pic:cNvPr id="0" name="image19.png"/>
+                    <pic:cNvPr id="0" name="image3.png"/>
                     <pic:cNvPicPr preferRelativeResize="0"/>
                   </pic:nvPicPr>
                   <pic:blipFill>
-                    <a:blip r:embed="rId27"/>
+                    <a:blip r:embed="rId29"/>
                     <a:srcRect b="-11173" l="-82094" r="-93267" t="0"/>
                     <a:stretch>
                       <a:fillRect/>
@@ -6254,7 +6369,7 @@
                   <pic:spPr>
                     <a:xfrm>
                       <a:off x="0" y="0"/>
-                      <a:ext cx="5731200" cy="2413000"/>
+                      <a:ext cx="6734175" cy="2271713"/>
                     </a:xfrm>
                     <a:prstGeom prst="rect"/>
                     <a:ln/>
@@ -6292,7 +6407,7 @@
           <w:szCs w:val="20"/>
           <w:rtl w:val="0"/>
         </w:rPr>
-        <w:t xml:space="preserve">Рис 15. Виконання програми про депозит</w:t>
+        <w:t xml:space="preserve">Рис 15. Виконання програми </w:t>
       </w:r>
       <w:r>
         <w:rPr>
@@ -6349,7 +6464,7 @@
           <w:szCs w:val="26"/>
         </w:rPr>
       </w:pPr>
-      <w:bookmarkStart w:colFirst="0" w:colLast="0" w:name="_zfnj8lsy0kef" w:id="3"/>
+      <w:bookmarkStart w:colFirst="0" w:colLast="0" w:name="_z3enlz3js5mz" w:id="3"/>
       <w:bookmarkEnd w:id="3"/>
       <w:r>
         <w:rPr>
@@ -6369,7 +6484,7 @@
       <w:pPr>
         <w:numPr>
           <w:ilvl w:val="0"/>
-          <w:numId w:val="11"/>
+          <w:numId w:val="3"/>
         </w:numPr>
         <w:spacing w:line="276" w:lineRule="auto"/>
         <w:ind w:left="720" w:hanging="360"/>
@@ -6399,7 +6514,7 @@
       <w:pPr>
         <w:numPr>
           <w:ilvl w:val="0"/>
-          <w:numId w:val="11"/>
+          <w:numId w:val="3"/>
         </w:numPr>
         <w:ind w:left="720" w:hanging="360"/>
         <w:jc w:val="center"/>
@@ -6415,16 +6530,16 @@
           <wp:inline distB="114300" distT="114300" distL="114300" distR="114300">
             <wp:extent cx="5731200" cy="2679700"/>
             <wp:effectExtent b="0" l="0" r="0" t="0"/>
-            <wp:docPr id="1" name="image20.jpg"/>
+            <wp:docPr id="19" name="image8.jpg"/>
             <a:graphic>
               <a:graphicData uri="http://schemas.openxmlformats.org/drawingml/2006/picture">
                 <pic:pic>
                   <pic:nvPicPr>
-                    <pic:cNvPr id="0" name="image20.jpg"/>
+                    <pic:cNvPr id="0" name="image8.jpg"/>
                     <pic:cNvPicPr preferRelativeResize="0"/>
                   </pic:nvPicPr>
                   <pic:blipFill>
-                    <a:blip r:embed="rId28"/>
+                    <a:blip r:embed="rId30"/>
                     <a:srcRect b="0" l="0" r="0" t="0"/>
                     <a:stretch>
                       <a:fillRect/>
@@ -6504,7 +6619,7 @@
       <w:pPr>
         <w:numPr>
           <w:ilvl w:val="0"/>
-          <w:numId w:val="11"/>
+          <w:numId w:val="3"/>
         </w:numPr>
         <w:spacing w:line="276" w:lineRule="auto"/>
         <w:ind w:left="720" w:hanging="360"/>
@@ -6534,7 +6649,7 @@
       <w:pPr>
         <w:numPr>
           <w:ilvl w:val="0"/>
-          <w:numId w:val="11"/>
+          <w:numId w:val="3"/>
         </w:numPr>
         <w:ind w:left="720" w:hanging="360"/>
         <w:jc w:val="center"/>
@@ -6550,16 +6665,16 @@
           <wp:inline distB="114300" distT="114300" distL="114300" distR="114300">
             <wp:extent cx="5731200" cy="3225800"/>
             <wp:effectExtent b="0" l="0" r="0" t="0"/>
-            <wp:docPr id="20" name="image7.jpg"/>
+            <wp:docPr id="20" name="image6.jpg"/>
             <a:graphic>
               <a:graphicData uri="http://schemas.openxmlformats.org/drawingml/2006/picture">
                 <pic:pic>
                   <pic:nvPicPr>
-                    <pic:cNvPr id="0" name="image7.jpg"/>
+                    <pic:cNvPr id="0" name="image6.jpg"/>
                     <pic:cNvPicPr preferRelativeResize="0"/>
                   </pic:nvPicPr>
                   <pic:blipFill>
-                    <a:blip r:embed="rId29"/>
+                    <a:blip r:embed="rId31"/>
                     <a:srcRect b="0" l="0" r="0" t="0"/>
                     <a:stretch>
                       <a:fillRect/>
@@ -6623,7 +6738,7 @@
       <w:pPr>
         <w:numPr>
           <w:ilvl w:val="0"/>
-          <w:numId w:val="11"/>
+          <w:numId w:val="3"/>
         </w:numPr>
         <w:spacing w:after="200" w:line="276" w:lineRule="auto"/>
         <w:ind w:left="720" w:hanging="360"/>
@@ -6655,16 +6770,16 @@
           <wp:inline distB="114300" distT="114300" distL="114300" distR="114300">
             <wp:extent cx="5731200" cy="4368800"/>
             <wp:effectExtent b="0" l="0" r="0" t="0"/>
-            <wp:docPr id="4" name="image16.png"/>
+            <wp:docPr id="21" name="image15.png"/>
             <a:graphic>
               <a:graphicData uri="http://schemas.openxmlformats.org/drawingml/2006/picture">
                 <pic:pic>
                   <pic:nvPicPr>
-                    <pic:cNvPr id="0" name="image16.png"/>
+                    <pic:cNvPr id="0" name="image15.png"/>
                     <pic:cNvPicPr preferRelativeResize="0"/>
                   </pic:nvPicPr>
                   <pic:blipFill>
-                    <a:blip r:embed="rId30"/>
+                    <a:blip r:embed="rId32"/>
                     <a:srcRect b="0" l="0" r="0" t="0"/>
                     <a:stretch>
                       <a:fillRect/>
@@ -6768,7 +6883,7 @@
       <w:pPr>
         <w:numPr>
           <w:ilvl w:val="0"/>
-          <w:numId w:val="10"/>
+          <w:numId w:val="2"/>
         </w:numPr>
         <w:spacing w:after="200" w:line="360" w:lineRule="auto"/>
         <w:ind w:left="720" w:hanging="360"/>
@@ -6910,7 +7025,7 @@
           <w:szCs w:val="24"/>
           <w:rtl w:val="0"/>
         </w:rPr>
-        <w:t xml:space="preserve">Отримано практичний досвід роботи з Git та GitHub: склоновано спільний репозиторій групи, створено власну гілку та зроблено перші комітивідпрацьовано створення комітів, відправку коду (</w:t>
+        <w:t xml:space="preserve">Отримано практичний досвід роботи з Git та GitHub: склоновано спільний репозиторій групи, створено власну гілку та зроблено перші коміти відпрацьовано створення комітів, відправку коду (</w:t>
       </w:r>
       <w:r>
         <w:rPr>
@@ -6956,7 +7071,7 @@
       <w:pPr>
         <w:numPr>
           <w:ilvl w:val="0"/>
-          <w:numId w:val="10"/>
+          <w:numId w:val="2"/>
         </w:numPr>
         <w:spacing w:after="200" w:line="360" w:lineRule="auto"/>
         <w:ind w:left="720" w:hanging="360"/>
@@ -6992,7 +7107,7 @@
       <w:pPr>
         <w:numPr>
           <w:ilvl w:val="0"/>
-          <w:numId w:val="10"/>
+          <w:numId w:val="2"/>
         </w:numPr>
         <w:spacing w:after="200" w:line="360" w:lineRule="auto"/>
         <w:ind w:left="720" w:hanging="360"/>
@@ -7021,14 +7136,14 @@
           <w:szCs w:val="24"/>
           <w:rtl w:val="0"/>
         </w:rPr>
-        <w:t xml:space="preserve"> Засвоєночґчґ Draw.io для побудови блок-схем (Flowcharts) алгоритмів із дотриманням стандартів графічних блоків.</w:t>
+        <w:t xml:space="preserve"> Засвоєно Draw.io для побудови блок-схем (Flowcharts) алгоритмів із дотриманням стандартів графічних блоків.</w:t>
       </w:r>
     </w:p>
     <w:p>
       <w:pPr>
         <w:numPr>
           <w:ilvl w:val="0"/>
-          <w:numId w:val="10"/>
+          <w:numId w:val="2"/>
         </w:numPr>
         <w:spacing w:after="200" w:line="360" w:lineRule="auto"/>
         <w:ind w:left="720" w:hanging="360"/>
@@ -7059,11 +7174,6 @@
         </w:rPr>
         <w:t xml:space="preserve">Створено звіт про виконану роботу.</w:t>
       </w:r>
-      <w:r>
-        <w:rPr>
-          <w:rtl w:val="0"/>
-        </w:rPr>
-      </w:r>
     </w:p>
     <w:p>
       <w:pPr>
@@ -7101,8 +7211,9 @@
       </w:r>
     </w:p>
     <w:sectPr>
-      <w:headerReference r:id="rId31" w:type="first"/>
-      <w:footerReference r:id="rId32" w:type="first"/>
+      <w:headerReference r:id="rId33" w:type="default"/>
+      <w:headerReference r:id="rId34" w:type="first"/>
+      <w:footerReference r:id="rId35" w:type="first"/>
       <w:pgSz w:h="16834" w:w="11909" w:orient="portrait"/>
       <w:pgMar w:bottom="1440" w:top="1440" w:left="1440" w:right="1440" w:header="720" w:footer="720"/>
       <w:pgNumType w:start="1"/>
@@ -7144,6 +7255,21 @@
 </w:hdr>
 </file>
 
+<file path=word/header2.xml><?xml version="1.0" encoding="utf-8"?>
+<w:hdr xmlns:mc="http://schemas.openxmlformats.org/markup-compatibility/2006" xmlns:o="urn:schemas-microsoft-com:office:office" xmlns:r="http://schemas.openxmlformats.org/officeDocument/2006/relationships" xmlns:m="http://schemas.openxmlformats.org/officeDocument/2006/math" xmlns:v="urn:schemas-microsoft-com:vml" xmlns:wp="http://schemas.openxmlformats.org/drawingml/2006/wordprocessingDrawing" xmlns:w10="urn:schemas-microsoft-com:office:word" xmlns:w="http://schemas.openxmlformats.org/wordprocessingml/2006/main" xmlns:wne="http://schemas.microsoft.com/office/word/2006/wordml" xmlns:sl="http://schemas.openxmlformats.org/schemaLibrary/2006/main" xmlns:a="http://schemas.openxmlformats.org/drawingml/2006/main" xmlns:pic="http://schemas.openxmlformats.org/drawingml/2006/picture" xmlns:c="http://schemas.openxmlformats.org/drawingml/2006/chart" xmlns:lc="http://schemas.openxmlformats.org/drawingml/2006/lockedCanvas" xmlns:dgm="http://schemas.openxmlformats.org/drawingml/2006/diagram" xmlns:wps="http://schemas.microsoft.com/office/word/2010/wordprocessingShape" xmlns:wpg="http://schemas.microsoft.com/office/word/2010/wordprocessingGroup" xmlns:w14="http://schemas.microsoft.com/office/word/2010/wordml" xmlns:w15="http://schemas.microsoft.com/office/word/2012/wordml" xmlns:w16="http://schemas.microsoft.com/office/word/2018/wordml" xmlns:w16cex="http://schemas.microsoft.com/office/word/2018/wordml/cex" xmlns:w16cid="http://schemas.microsoft.com/office/word/2016/wordml/cid" xmlns="http://schemas.microsoft.com/office/tasks/2019/documenttasks" xmlns:cr="http://schemas.microsoft.com/office/comments/2020/reactions">
+  <w:p>
+    <w:pPr>
+      <w:rPr/>
+    </w:pPr>
+    <w:r>
+      <w:rPr>
+        <w:rtl w:val="0"/>
+      </w:rPr>
+    </w:r>
+  </w:p>
+</w:hdr>
+</file>
+
 <file path=word/numbering.xml><?xml version="1.0" encoding="utf-8"?>
 <w:numbering xmlns:mc="http://schemas.openxmlformats.org/markup-compatibility/2006" xmlns:o="urn:schemas-microsoft-com:office:office" xmlns:r="http://schemas.openxmlformats.org/officeDocument/2006/relationships" xmlns:m="http://schemas.openxmlformats.org/officeDocument/2006/math" xmlns:v="urn:schemas-microsoft-com:vml" xmlns:wp="http://schemas.openxmlformats.org/drawingml/2006/wordprocessingDrawing" xmlns:w10="urn:schemas-microsoft-com:office:word" xmlns:w="http://schemas.openxmlformats.org/wordprocessingml/2006/main" xmlns:wne="http://schemas.microsoft.com/office/word/2006/wordml" xmlns:sl="http://schemas.openxmlformats.org/schemaLibrary/2006/main" xmlns:a="http://schemas.openxmlformats.org/drawingml/2006/main" xmlns:pic="http://schemas.openxmlformats.org/drawingml/2006/picture" xmlns:c="http://schemas.openxmlformats.org/drawingml/2006/chart" xmlns:lc="http://schemas.openxmlformats.org/drawingml/2006/lockedCanvas" xmlns:dgm="http://schemas.openxmlformats.org/drawingml/2006/diagram" xmlns:wps="http://schemas.microsoft.com/office/word/2010/wordprocessingShape" xmlns:wpg="http://schemas.microsoft.com/office/word/2010/wordprocessingGroup" xmlns:w14="http://schemas.microsoft.com/office/word/2010/wordml" xmlns:w15="http://schemas.microsoft.com/office/word/2012/wordml" xmlns:w16="http://schemas.microsoft.com/office/word/2018/wordml" xmlns:w16cex="http://schemas.microsoft.com/office/word/2018/wordml/cex" xmlns:w16cid="http://schemas.microsoft.com/office/word/2016/wordml/cid" xmlns="http://schemas.microsoft.com/office/tasks/2019/documenttasks" xmlns:cr="http://schemas.microsoft.com/office/comments/2020/reactions">
   <w:abstractNum w:abstractNumId="1">
@@ -7260,7 +7386,7 @@
     <w:lvl w:ilvl="0">
       <w:start w:val="1"/>
       <w:numFmt w:val="bullet"/>
-      <w:lvlText w:val="-"/>
+      <w:lvlText w:val="●"/>
       <w:lvlJc w:val="left"/>
       <w:pPr>
         <w:ind w:left="720" w:hanging="360"/>
@@ -7272,7 +7398,7 @@
     <w:lvl w:ilvl="1">
       <w:start w:val="1"/>
       <w:numFmt w:val="bullet"/>
-      <w:lvlText w:val="-"/>
+      <w:lvlText w:val="○"/>
       <w:lvlJc w:val="left"/>
       <w:pPr>
         <w:ind w:left="1440" w:hanging="360"/>
@@ -7284,7 +7410,7 @@
     <w:lvl w:ilvl="2">
       <w:start w:val="1"/>
       <w:numFmt w:val="bullet"/>
-      <w:lvlText w:val="-"/>
+      <w:lvlText w:val="■"/>
       <w:lvlJc w:val="left"/>
       <w:pPr>
         <w:ind w:left="2160" w:hanging="360"/>
@@ -7296,7 +7422,7 @@
     <w:lvl w:ilvl="3">
       <w:start w:val="1"/>
       <w:numFmt w:val="bullet"/>
-      <w:lvlText w:val="-"/>
+      <w:lvlText w:val="●"/>
       <w:lvlJc w:val="left"/>
       <w:pPr>
         <w:ind w:left="2880" w:hanging="360"/>
@@ -7308,7 +7434,7 @@
     <w:lvl w:ilvl="4">
       <w:start w:val="1"/>
       <w:numFmt w:val="bullet"/>
-      <w:lvlText w:val="-"/>
+      <w:lvlText w:val="○"/>
       <w:lvlJc w:val="left"/>
       <w:pPr>
         <w:ind w:left="3600" w:hanging="360"/>
@@ -7320,7 +7446,7 @@
     <w:lvl w:ilvl="5">
       <w:start w:val="1"/>
       <w:numFmt w:val="bullet"/>
-      <w:lvlText w:val="-"/>
+      <w:lvlText w:val="■"/>
       <w:lvlJc w:val="left"/>
       <w:pPr>
         <w:ind w:left="4320" w:hanging="360"/>
@@ -7332,7 +7458,7 @@
     <w:lvl w:ilvl="6">
       <w:start w:val="1"/>
       <w:numFmt w:val="bullet"/>
-      <w:lvlText w:val="-"/>
+      <w:lvlText w:val="●"/>
       <w:lvlJc w:val="left"/>
       <w:pPr>
         <w:ind w:left="5040" w:hanging="360"/>
@@ -7344,7 +7470,7 @@
     <w:lvl w:ilvl="7">
       <w:start w:val="1"/>
       <w:numFmt w:val="bullet"/>
-      <w:lvlText w:val="-"/>
+      <w:lvlText w:val="○"/>
       <w:lvlJc w:val="left"/>
       <w:pPr>
         <w:ind w:left="5760" w:hanging="360"/>
@@ -7356,7 +7482,7 @@
     <w:lvl w:ilvl="8">
       <w:start w:val="1"/>
       <w:numFmt w:val="bullet"/>
-      <w:lvlText w:val="-"/>
+      <w:lvlText w:val="■"/>
       <w:lvlJc w:val="left"/>
       <w:pPr>
         <w:ind w:left="6480" w:hanging="360"/>
@@ -7698,7 +7824,7 @@
   </w:abstractNum>
   <w:abstractNum w:abstractNumId="6">
     <w:lvl w:ilvl="0">
-      <w:start w:val="0"/>
+      <w:start w:val="1"/>
       <w:numFmt w:val="bullet"/>
       <w:lvlText w:val="-"/>
       <w:lvlJc w:val="left"/>
@@ -8029,8 +8155,8 @@
   <w:abstractNum w:abstractNumId="9">
     <w:lvl w:ilvl="0">
       <w:start w:val="1"/>
-      <w:numFmt w:val="bullet"/>
-      <w:lvlText w:val="-"/>
+      <w:numFmt w:val="decimal"/>
+      <w:lvlText w:val="%1)"/>
       <w:lvlJc w:val="left"/>
       <w:pPr>
         <w:ind w:left="720" w:hanging="360"/>
@@ -8041,8 +8167,8 @@
     </w:lvl>
     <w:lvl w:ilvl="1">
       <w:start w:val="1"/>
-      <w:numFmt w:val="bullet"/>
-      <w:lvlText w:val="-"/>
+      <w:numFmt w:val="lowerLetter"/>
+      <w:lvlText w:val="%2)"/>
       <w:lvlJc w:val="left"/>
       <w:pPr>
         <w:ind w:left="1440" w:hanging="360"/>
@@ -8053,9 +8179,9 @@
     </w:lvl>
     <w:lvl w:ilvl="2">
       <w:start w:val="1"/>
-      <w:numFmt w:val="bullet"/>
-      <w:lvlText w:val="-"/>
-      <w:lvlJc w:val="left"/>
+      <w:numFmt w:val="lowerRoman"/>
+      <w:lvlText w:val="%3)"/>
+      <w:lvlJc w:val="right"/>
       <w:pPr>
         <w:ind w:left="2160" w:hanging="360"/>
       </w:pPr>
@@ -8065,8 +8191,8 @@
     </w:lvl>
     <w:lvl w:ilvl="3">
       <w:start w:val="1"/>
-      <w:numFmt w:val="bullet"/>
-      <w:lvlText w:val="-"/>
+      <w:numFmt w:val="decimal"/>
+      <w:lvlText w:val="(%4)"/>
       <w:lvlJc w:val="left"/>
       <w:pPr>
         <w:ind w:left="2880" w:hanging="360"/>
@@ -8077,8 +8203,8 @@
     </w:lvl>
     <w:lvl w:ilvl="4">
       <w:start w:val="1"/>
-      <w:numFmt w:val="bullet"/>
-      <w:lvlText w:val="-"/>
+      <w:numFmt w:val="lowerLetter"/>
+      <w:lvlText w:val="(%5)"/>
       <w:lvlJc w:val="left"/>
       <w:pPr>
         <w:ind w:left="3600" w:hanging="360"/>
@@ -8089,9 +8215,9 @@
     </w:lvl>
     <w:lvl w:ilvl="5">
       <w:start w:val="1"/>
-      <w:numFmt w:val="bullet"/>
-      <w:lvlText w:val="-"/>
-      <w:lvlJc w:val="left"/>
+      <w:numFmt w:val="lowerRoman"/>
+      <w:lvlText w:val="(%6)"/>
+      <w:lvlJc w:val="right"/>
       <w:pPr>
         <w:ind w:left="4320" w:hanging="360"/>
       </w:pPr>
@@ -8101,8 +8227,8 @@
     </w:lvl>
     <w:lvl w:ilvl="6">
       <w:start w:val="1"/>
-      <w:numFmt w:val="bullet"/>
-      <w:lvlText w:val="-"/>
+      <w:numFmt w:val="decimal"/>
+      <w:lvlText w:val="%7."/>
       <w:lvlJc w:val="left"/>
       <w:pPr>
         <w:ind w:left="5040" w:hanging="360"/>
@@ -8113,8 +8239,8 @@
     </w:lvl>
     <w:lvl w:ilvl="7">
       <w:start w:val="1"/>
-      <w:numFmt w:val="bullet"/>
-      <w:lvlText w:val="-"/>
+      <w:numFmt w:val="lowerLetter"/>
+      <w:lvlText w:val="%8."/>
       <w:lvlJc w:val="left"/>
       <w:pPr>
         <w:ind w:left="5760" w:hanging="360"/>
@@ -8125,9 +8251,9 @@
     </w:lvl>
     <w:lvl w:ilvl="8">
       <w:start w:val="1"/>
-      <w:numFmt w:val="bullet"/>
-      <w:lvlText w:val="-"/>
-      <w:lvlJc w:val="left"/>
+      <w:numFmt w:val="lowerRoman"/>
+      <w:lvlText w:val="%9."/>
+      <w:lvlJc w:val="right"/>
       <w:pPr>
         <w:ind w:left="6480" w:hanging="360"/>
       </w:pPr>
@@ -8140,7 +8266,7 @@
     <w:lvl w:ilvl="0">
       <w:start w:val="1"/>
       <w:numFmt w:val="bullet"/>
-      <w:lvlText w:val="●"/>
+      <w:lvlText w:val="-"/>
       <w:lvlJc w:val="left"/>
       <w:pPr>
         <w:ind w:left="720" w:hanging="360"/>
@@ -8152,7 +8278,7 @@
     <w:lvl w:ilvl="1">
       <w:start w:val="1"/>
       <w:numFmt w:val="bullet"/>
-      <w:lvlText w:val="○"/>
+      <w:lvlText w:val="-"/>
       <w:lvlJc w:val="left"/>
       <w:pPr>
         <w:ind w:left="1440" w:hanging="360"/>
@@ -8164,7 +8290,7 @@
     <w:lvl w:ilvl="2">
       <w:start w:val="1"/>
       <w:numFmt w:val="bullet"/>
-      <w:lvlText w:val="■"/>
+      <w:lvlText w:val="-"/>
       <w:lvlJc w:val="left"/>
       <w:pPr>
         <w:ind w:left="2160" w:hanging="360"/>
@@ -8176,7 +8302,7 @@
     <w:lvl w:ilvl="3">
       <w:start w:val="1"/>
       <w:numFmt w:val="bullet"/>
-      <w:lvlText w:val="●"/>
+      <w:lvlText w:val="-"/>
       <w:lvlJc w:val="left"/>
       <w:pPr>
         <w:ind w:left="2880" w:hanging="360"/>
@@ -8188,7 +8314,7 @@
     <w:lvl w:ilvl="4">
       <w:start w:val="1"/>
       <w:numFmt w:val="bullet"/>
-      <w:lvlText w:val="○"/>
+      <w:lvlText w:val="-"/>
       <w:lvlJc w:val="left"/>
       <w:pPr>
         <w:ind w:left="3600" w:hanging="360"/>
@@ -8200,7 +8326,7 @@
     <w:lvl w:ilvl="5">
       <w:start w:val="1"/>
       <w:numFmt w:val="bullet"/>
-      <w:lvlText w:val="■"/>
+      <w:lvlText w:val="-"/>
       <w:lvlJc w:val="left"/>
       <w:pPr>
         <w:ind w:left="4320" w:hanging="360"/>
@@ -8212,7 +8338,7 @@
     <w:lvl w:ilvl="6">
       <w:start w:val="1"/>
       <w:numFmt w:val="bullet"/>
-      <w:lvlText w:val="●"/>
+      <w:lvlText w:val="-"/>
       <w:lvlJc w:val="left"/>
       <w:pPr>
         <w:ind w:left="5040" w:hanging="360"/>
@@ -8224,7 +8350,7 @@
     <w:lvl w:ilvl="7">
       <w:start w:val="1"/>
       <w:numFmt w:val="bullet"/>
-      <w:lvlText w:val="○"/>
+      <w:lvlText w:val="-"/>
       <w:lvlJc w:val="left"/>
       <w:pPr>
         <w:ind w:left="5760" w:hanging="360"/>
@@ -8236,7 +8362,7 @@
     <w:lvl w:ilvl="8">
       <w:start w:val="1"/>
       <w:numFmt w:val="bullet"/>
-      <w:lvlText w:val="■"/>
+      <w:lvlText w:val="-"/>
       <w:lvlJc w:val="left"/>
       <w:pPr>
         <w:ind w:left="6480" w:hanging="360"/>
@@ -8592,7 +8718,7 @@
     <w:lvl w:ilvl="1">
       <w:start w:val="1"/>
       <w:numFmt w:val="bullet"/>
-      <w:lvlText w:val="o"/>
+      <w:lvlText w:val="-"/>
       <w:lvlJc w:val="left"/>
       <w:pPr>
         <w:ind w:left="1440" w:hanging="360"/>
@@ -8604,7 +8730,7 @@
     <w:lvl w:ilvl="2">
       <w:start w:val="1"/>
       <w:numFmt w:val="bullet"/>
-      <w:lvlText w:val="▪"/>
+      <w:lvlText w:val="-"/>
       <w:lvlJc w:val="left"/>
       <w:pPr>
         <w:ind w:left="2160" w:hanging="360"/>
@@ -8616,7 +8742,7 @@
     <w:lvl w:ilvl="3">
       <w:start w:val="1"/>
       <w:numFmt w:val="bullet"/>
-      <w:lvlText w:val="●"/>
+      <w:lvlText w:val="-"/>
       <w:lvlJc w:val="left"/>
       <w:pPr>
         <w:ind w:left="2880" w:hanging="360"/>
@@ -8628,7 +8754,7 @@
     <w:lvl w:ilvl="4">
       <w:start w:val="1"/>
       <w:numFmt w:val="bullet"/>
-      <w:lvlText w:val="o"/>
+      <w:lvlText w:val="-"/>
       <w:lvlJc w:val="left"/>
       <w:pPr>
         <w:ind w:left="3600" w:hanging="360"/>
@@ -8640,7 +8766,7 @@
     <w:lvl w:ilvl="5">
       <w:start w:val="1"/>
       <w:numFmt w:val="bullet"/>
-      <w:lvlText w:val="▪"/>
+      <w:lvlText w:val="-"/>
       <w:lvlJc w:val="left"/>
       <w:pPr>
         <w:ind w:left="4320" w:hanging="360"/>
@@ -8652,7 +8778,7 @@
     <w:lvl w:ilvl="6">
       <w:start w:val="1"/>
       <w:numFmt w:val="bullet"/>
-      <w:lvlText w:val="●"/>
+      <w:lvlText w:val="-"/>
       <w:lvlJc w:val="left"/>
       <w:pPr>
         <w:ind w:left="5040" w:hanging="360"/>
@@ -8664,7 +8790,7 @@
     <w:lvl w:ilvl="7">
       <w:start w:val="1"/>
       <w:numFmt w:val="bullet"/>
-      <w:lvlText w:val="o"/>
+      <w:lvlText w:val="-"/>
       <w:lvlJc w:val="left"/>
       <w:pPr>
         <w:ind w:left="5760" w:hanging="360"/>
@@ -8676,7 +8802,7 @@
     <w:lvl w:ilvl="8">
       <w:start w:val="1"/>
       <w:numFmt w:val="bullet"/>
-      <w:lvlText w:val="▪"/>
+      <w:lvlText w:val="-"/>
       <w:lvlJc w:val="left"/>
       <w:pPr>
         <w:ind w:left="6480" w:hanging="360"/>
@@ -8688,7 +8814,7 @@
   </w:abstractNum>
   <w:abstractNum w:abstractNumId="15">
     <w:lvl w:ilvl="0">
-      <w:start w:val="1"/>
+      <w:start w:val="0"/>
       <w:numFmt w:val="bullet"/>
       <w:lvlText w:val="-"/>
       <w:lvlJc w:val="left"/>
@@ -8702,7 +8828,7 @@
     <w:lvl w:ilvl="1">
       <w:start w:val="1"/>
       <w:numFmt w:val="bullet"/>
-      <w:lvlText w:val="-"/>
+      <w:lvlText w:val="o"/>
       <w:lvlJc w:val="left"/>
       <w:pPr>
         <w:ind w:left="1440" w:hanging="360"/>
@@ -8714,7 +8840,7 @@
     <w:lvl w:ilvl="2">
       <w:start w:val="1"/>
       <w:numFmt w:val="bullet"/>
-      <w:lvlText w:val="-"/>
+      <w:lvlText w:val="▪"/>
       <w:lvlJc w:val="left"/>
       <w:pPr>
         <w:ind w:left="2160" w:hanging="360"/>
@@ -8726,7 +8852,7 @@
     <w:lvl w:ilvl="3">
       <w:start w:val="1"/>
       <w:numFmt w:val="bullet"/>
-      <w:lvlText w:val="-"/>
+      <w:lvlText w:val="●"/>
       <w:lvlJc w:val="left"/>
       <w:pPr>
         <w:ind w:left="2880" w:hanging="360"/>
@@ -8738,7 +8864,7 @@
     <w:lvl w:ilvl="4">
       <w:start w:val="1"/>
       <w:numFmt w:val="bullet"/>
-      <w:lvlText w:val="-"/>
+      <w:lvlText w:val="o"/>
       <w:lvlJc w:val="left"/>
       <w:pPr>
         <w:ind w:left="3600" w:hanging="360"/>
@@ -8750,7 +8876,7 @@
     <w:lvl w:ilvl="5">
       <w:start w:val="1"/>
       <w:numFmt w:val="bullet"/>
-      <w:lvlText w:val="-"/>
+      <w:lvlText w:val="▪"/>
       <w:lvlJc w:val="left"/>
       <w:pPr>
         <w:ind w:left="4320" w:hanging="360"/>
@@ -8762,7 +8888,7 @@
     <w:lvl w:ilvl="6">
       <w:start w:val="1"/>
       <w:numFmt w:val="bullet"/>
-      <w:lvlText w:val="-"/>
+      <w:lvlText w:val="●"/>
       <w:lvlJc w:val="left"/>
       <w:pPr>
         <w:ind w:left="5040" w:hanging="360"/>
@@ -8774,7 +8900,7 @@
     <w:lvl w:ilvl="7">
       <w:start w:val="1"/>
       <w:numFmt w:val="bullet"/>
-      <w:lvlText w:val="-"/>
+      <w:lvlText w:val="o"/>
       <w:lvlJc w:val="left"/>
       <w:pPr>
         <w:ind w:left="5760" w:hanging="360"/>
@@ -8786,7 +8912,7 @@
     <w:lvl w:ilvl="8">
       <w:start w:val="1"/>
       <w:numFmt w:val="bullet"/>
-      <w:lvlText w:val="-"/>
+      <w:lvlText w:val="▪"/>
       <w:lvlJc w:val="left"/>
       <w:pPr>
         <w:ind w:left="6480" w:hanging="360"/>
@@ -8909,8 +9035,8 @@
   <w:abstractNum w:abstractNumId="17">
     <w:lvl w:ilvl="0">
       <w:start w:val="1"/>
-      <w:numFmt w:val="decimal"/>
-      <w:lvlText w:val="%1)"/>
+      <w:numFmt w:val="bullet"/>
+      <w:lvlText w:val="-"/>
       <w:lvlJc w:val="left"/>
       <w:pPr>
         <w:ind w:left="720" w:hanging="360"/>
@@ -8921,8 +9047,8 @@
     </w:lvl>
     <w:lvl w:ilvl="1">
       <w:start w:val="1"/>
-      <w:numFmt w:val="lowerLetter"/>
-      <w:lvlText w:val="%2)"/>
+      <w:numFmt w:val="bullet"/>
+      <w:lvlText w:val="-"/>
       <w:lvlJc w:val="left"/>
       <w:pPr>
         <w:ind w:left="1440" w:hanging="360"/>
@@ -8933,9 +9059,9 @@
     </w:lvl>
     <w:lvl w:ilvl="2">
       <w:start w:val="1"/>
-      <w:numFmt w:val="lowerRoman"/>
-      <w:lvlText w:val="%3)"/>
-      <w:lvlJc w:val="right"/>
+      <w:numFmt w:val="bullet"/>
+      <w:lvlText w:val="-"/>
+      <w:lvlJc w:val="left"/>
       <w:pPr>
         <w:ind w:left="2160" w:hanging="360"/>
       </w:pPr>
@@ -8945,8 +9071,8 @@
     </w:lvl>
     <w:lvl w:ilvl="3">
       <w:start w:val="1"/>
-      <w:numFmt w:val="decimal"/>
-      <w:lvlText w:val="(%4)"/>
+      <w:numFmt w:val="bullet"/>
+      <w:lvlText w:val="-"/>
       <w:lvlJc w:val="left"/>
       <w:pPr>
         <w:ind w:left="2880" w:hanging="360"/>
@@ -8957,8 +9083,8 @@
     </w:lvl>
     <w:lvl w:ilvl="4">
       <w:start w:val="1"/>
-      <w:numFmt w:val="lowerLetter"/>
-      <w:lvlText w:val="(%5)"/>
+      <w:numFmt w:val="bullet"/>
+      <w:lvlText w:val="-"/>
       <w:lvlJc w:val="left"/>
       <w:pPr>
         <w:ind w:left="3600" w:hanging="360"/>
@@ -8969,9 +9095,9 @@
     </w:lvl>
     <w:lvl w:ilvl="5">
       <w:start w:val="1"/>
-      <w:numFmt w:val="lowerRoman"/>
-      <w:lvlText w:val="(%6)"/>
-      <w:lvlJc w:val="right"/>
+      <w:numFmt w:val="bullet"/>
+      <w:lvlText w:val="-"/>
+      <w:lvlJc w:val="left"/>
       <w:pPr>
         <w:ind w:left="4320" w:hanging="360"/>
       </w:pPr>
@@ -8981,8 +9107,8 @@
     </w:lvl>
     <w:lvl w:ilvl="6">
       <w:start w:val="1"/>
-      <w:numFmt w:val="decimal"/>
-      <w:lvlText w:val="%7."/>
+      <w:numFmt w:val="bullet"/>
+      <w:lvlText w:val="-"/>
       <w:lvlJc w:val="left"/>
       <w:pPr>
         <w:ind w:left="5040" w:hanging="360"/>
@@ -8993,8 +9119,8 @@
     </w:lvl>
     <w:lvl w:ilvl="7">
       <w:start w:val="1"/>
-      <w:numFmt w:val="lowerLetter"/>
-      <w:lvlText w:val="%8."/>
+      <w:numFmt w:val="bullet"/>
+      <w:lvlText w:val="-"/>
       <w:lvlJc w:val="left"/>
       <w:pPr>
         <w:ind w:left="5760" w:hanging="360"/>
@@ -9005,9 +9131,9 @@
     </w:lvl>
     <w:lvl w:ilvl="8">
       <w:start w:val="1"/>
-      <w:numFmt w:val="lowerRoman"/>
-      <w:lvlText w:val="%9."/>
-      <w:lvlJc w:val="right"/>
+      <w:numFmt w:val="bullet"/>
+      <w:lvlText w:val="-"/>
+      <w:lvlJc w:val="left"/>
       <w:pPr>
         <w:ind w:left="6480" w:hanging="360"/>
       </w:pPr>

--- a/ai_14/daniel_onyshko/epic_1/epic_1_report_daniel_onyshko.docx
+++ b/ai_14/daniel_onyshko/epic_1/epic_1_report_daniel_onyshko.docx
@@ -106,12 +106,12 @@
             <wp:extent cx="2727722" cy="2571750"/>
             <wp:effectExtent b="0" l="0" r="0" t="0"/>
             <wp:wrapNone/>
-            <wp:docPr descr="A blue and white logo&#10;&#10;Description automatically generated" id="11" name="image14.jpg"/>
+            <wp:docPr descr="A blue and white logo&#10;&#10;Description automatically generated" id="11" name="image1.jpg"/>
             <a:graphic>
               <a:graphicData uri="http://schemas.openxmlformats.org/drawingml/2006/picture">
                 <pic:pic>
                   <pic:nvPicPr>
-                    <pic:cNvPr descr="A blue and white logo&#10;&#10;Description automatically generated" id="0" name="image14.jpg"/>
+                    <pic:cNvPr descr="A blue and white logo&#10;&#10;Description automatically generated" id="0" name="image1.jpg"/>
                     <pic:cNvPicPr preferRelativeResize="0"/>
                   </pic:nvPicPr>
                   <pic:blipFill>
@@ -3973,17 +3973,17 @@
           <wp:inline distB="114300" distT="114300" distL="114300" distR="114300">
             <wp:extent cx="5643563" cy="3318670"/>
             <wp:effectExtent b="0" l="0" r="0" t="0"/>
-            <wp:docPr id="22" name="image16.png"/>
+            <wp:docPr id="22" name="image13.png"/>
             <a:graphic>
               <a:graphicData uri="http://schemas.openxmlformats.org/drawingml/2006/picture">
                 <pic:pic>
                   <pic:nvPicPr>
-                    <pic:cNvPr id="0" name="image16.png"/>
+                    <pic:cNvPr id="0" name="image13.png"/>
                     <pic:cNvPicPr preferRelativeResize="0"/>
                   </pic:nvPicPr>
                   <pic:blipFill>
                     <a:blip r:embed="rId10"/>
-                    <a:srcRect b="1623" l="0" r="0" t="1623"/>
+                    <a:srcRect b="0" l="2836" r="2836" t="0"/>
                     <a:stretch>
                       <a:fillRect/>
                     </a:stretch>
@@ -4151,12 +4151,12 @@
           <wp:inline distB="114300" distT="114300" distL="114300" distR="114300">
             <wp:extent cx="5731200" cy="1739900"/>
             <wp:effectExtent b="0" l="0" r="0" t="0"/>
-            <wp:docPr id="5" name="image18.png"/>
+            <wp:docPr id="5" name="image2.png"/>
             <a:graphic>
               <a:graphicData uri="http://schemas.openxmlformats.org/drawingml/2006/picture">
                 <pic:pic>
                   <pic:nvPicPr>
-                    <pic:cNvPr id="0" name="image18.png"/>
+                    <pic:cNvPr id="0" name="image2.png"/>
                     <pic:cNvPicPr preferRelativeResize="0"/>
                   </pic:nvPicPr>
                   <pic:blipFill>
@@ -4388,12 +4388,12 @@
           <wp:inline distB="114300" distT="114300" distL="114300" distR="114300">
             <wp:extent cx="1943100" cy="3271380"/>
             <wp:effectExtent b="0" l="0" r="0" t="0"/>
-            <wp:docPr id="4" name="image7.png"/>
+            <wp:docPr id="4" name="image10.png"/>
             <a:graphic>
               <a:graphicData uri="http://schemas.openxmlformats.org/drawingml/2006/picture">
                 <pic:pic>
                   <pic:nvPicPr>
-                    <pic:cNvPr id="0" name="image7.png"/>
+                    <pic:cNvPr id="0" name="image10.png"/>
                     <pic:cNvPicPr preferRelativeResize="0"/>
                   </pic:nvPicPr>
                   <pic:blipFill>
@@ -4540,12 +4540,12 @@
           <wp:inline distB="114300" distT="114300" distL="114300" distR="114300">
             <wp:extent cx="5731200" cy="3022600"/>
             <wp:effectExtent b="0" l="0" r="0" t="0"/>
-            <wp:docPr id="7" name="image5.png"/>
+            <wp:docPr id="7" name="image6.png"/>
             <a:graphic>
               <a:graphicData uri="http://schemas.openxmlformats.org/drawingml/2006/picture">
                 <pic:pic>
                   <pic:nvPicPr>
-                    <pic:cNvPr id="0" name="image5.png"/>
+                    <pic:cNvPr id="0" name="image6.png"/>
                     <pic:cNvPicPr preferRelativeResize="0"/>
                   </pic:nvPicPr>
                   <pic:blipFill>
@@ -4638,12 +4638,12 @@
           <wp:inline distB="114300" distT="114300" distL="114300" distR="114300">
             <wp:extent cx="4129088" cy="3209988"/>
             <wp:effectExtent b="0" l="0" r="0" t="0"/>
-            <wp:docPr id="6" name="image11.png"/>
+            <wp:docPr id="6" name="image15.png"/>
             <a:graphic>
               <a:graphicData uri="http://schemas.openxmlformats.org/drawingml/2006/picture">
                 <pic:pic>
                   <pic:nvPicPr>
-                    <pic:cNvPr id="0" name="image11.png"/>
+                    <pic:cNvPr id="0" name="image15.png"/>
                     <pic:cNvPicPr preferRelativeResize="0"/>
                   </pic:nvPicPr>
                   <pic:blipFill>
@@ -4796,12 +4796,12 @@
           <wp:inline distB="114300" distT="114300" distL="114300" distR="114300">
             <wp:extent cx="4523423" cy="2949463"/>
             <wp:effectExtent b="0" l="0" r="0" t="0"/>
-            <wp:docPr id="9" name="image4.png"/>
+            <wp:docPr id="9" name="image8.png"/>
             <a:graphic>
               <a:graphicData uri="http://schemas.openxmlformats.org/drawingml/2006/picture">
                 <pic:pic>
                   <pic:nvPicPr>
-                    <pic:cNvPr id="0" name="image4.png"/>
+                    <pic:cNvPr id="0" name="image8.png"/>
                     <pic:cNvPicPr preferRelativeResize="0"/>
                   </pic:nvPicPr>
                   <pic:blipFill>
@@ -4957,12 +4957,12 @@
           <wp:inline distB="114300" distT="114300" distL="114300" distR="114300">
             <wp:extent cx="5731200" cy="2451100"/>
             <wp:effectExtent b="0" l="0" r="0" t="0"/>
-            <wp:docPr id="8" name="image13.png"/>
+            <wp:docPr id="8" name="image5.png"/>
             <a:graphic>
               <a:graphicData uri="http://schemas.openxmlformats.org/drawingml/2006/picture">
                 <pic:pic>
                   <pic:nvPicPr>
-                    <pic:cNvPr id="0" name="image13.png"/>
+                    <pic:cNvPr id="0" name="image5.png"/>
                     <pic:cNvPicPr preferRelativeResize="0"/>
                   </pic:nvPicPr>
                   <pic:blipFill>
@@ -5135,12 +5135,12 @@
           <wp:inline distB="114300" distT="114300" distL="114300" distR="114300">
             <wp:extent cx="5731200" cy="2705100"/>
             <wp:effectExtent b="0" l="0" r="0" t="0"/>
-            <wp:docPr id="13" name="image9.png"/>
+            <wp:docPr id="13" name="image12.png"/>
             <a:graphic>
               <a:graphicData uri="http://schemas.openxmlformats.org/drawingml/2006/picture">
                 <pic:pic>
                   <pic:nvPicPr>
-                    <pic:cNvPr id="0" name="image9.png"/>
+                    <pic:cNvPr id="0" name="image12.png"/>
                     <pic:cNvPicPr preferRelativeResize="0"/>
                   </pic:nvPicPr>
                   <pic:blipFill>
@@ -5293,12 +5293,12 @@
           <wp:inline distB="114300" distT="114300" distL="114300" distR="114300">
             <wp:extent cx="4713923" cy="2417579"/>
             <wp:effectExtent b="0" l="0" r="0" t="0"/>
-            <wp:docPr id="10" name="image10.png"/>
+            <wp:docPr id="10" name="image7.png"/>
             <a:graphic>
               <a:graphicData uri="http://schemas.openxmlformats.org/drawingml/2006/picture">
                 <pic:pic>
                   <pic:nvPicPr>
-                    <pic:cNvPr id="0" name="image10.png"/>
+                    <pic:cNvPr id="0" name="image7.png"/>
                     <pic:cNvPicPr preferRelativeResize="0"/>
                   </pic:nvPicPr>
                   <pic:blipFill>
@@ -5399,12 +5399,12 @@
           <wp:inline distB="114300" distT="114300" distL="114300" distR="114300">
             <wp:extent cx="5731200" cy="2146300"/>
             <wp:effectExtent b="0" l="0" r="0" t="0"/>
-            <wp:docPr id="12" name="image2.png"/>
+            <wp:docPr id="12" name="image4.png"/>
             <a:graphic>
               <a:graphicData uri="http://schemas.openxmlformats.org/drawingml/2006/picture">
                 <pic:pic>
                   <pic:nvPicPr>
-                    <pic:cNvPr id="0" name="image2.png"/>
+                    <pic:cNvPr id="0" name="image4.png"/>
                     <pic:cNvPicPr preferRelativeResize="0"/>
                   </pic:nvPicPr>
                   <pic:blipFill>
@@ -5554,12 +5554,12 @@
           <wp:inline distB="114300" distT="114300" distL="114300" distR="114300">
             <wp:extent cx="5294948" cy="1385818"/>
             <wp:effectExtent b="0" l="0" r="0" t="0"/>
-            <wp:docPr id="14" name="image1.png"/>
+            <wp:docPr id="14" name="image14.png"/>
             <a:graphic>
               <a:graphicData uri="http://schemas.openxmlformats.org/drawingml/2006/picture">
                 <pic:pic>
                   <pic:nvPicPr>
-                    <pic:cNvPr id="0" name="image1.png"/>
+                    <pic:cNvPr id="0" name="image14.png"/>
                     <pic:cNvPicPr preferRelativeResize="0"/>
                   </pic:nvPicPr>
                   <pic:blipFill>
@@ -5712,12 +5712,12 @@
           <wp:inline distB="114300" distT="114300" distL="114300" distR="114300">
             <wp:extent cx="4790123" cy="2703049"/>
             <wp:effectExtent b="0" l="0" r="0" t="0"/>
-            <wp:docPr id="15" name="image12.png"/>
+            <wp:docPr id="15" name="image9.png"/>
             <a:graphic>
               <a:graphicData uri="http://schemas.openxmlformats.org/drawingml/2006/picture">
                 <pic:pic>
                   <pic:nvPicPr>
-                    <pic:cNvPr id="0" name="image12.png"/>
+                    <pic:cNvPr id="0" name="image9.png"/>
                     <pic:cNvPicPr preferRelativeResize="0"/>
                   </pic:nvPicPr>
                   <pic:blipFill>
@@ -6351,12 +6351,12 @@
           <wp:inline distB="114300" distT="114300" distL="114300" distR="114300">
             <wp:extent cx="6734175" cy="2271713"/>
             <wp:effectExtent b="0" l="0" r="0" t="0"/>
-            <wp:docPr id="18" name="image3.png"/>
+            <wp:docPr id="18" name="image11.png"/>
             <a:graphic>
               <a:graphicData uri="http://schemas.openxmlformats.org/drawingml/2006/picture">
                 <pic:pic>
                   <pic:nvPicPr>
-                    <pic:cNvPr id="0" name="image3.png"/>
+                    <pic:cNvPr id="0" name="image11.png"/>
                     <pic:cNvPicPr preferRelativeResize="0"/>
                   </pic:nvPicPr>
                   <pic:blipFill>
@@ -6530,12 +6530,12 @@
           <wp:inline distB="114300" distT="114300" distL="114300" distR="114300">
             <wp:extent cx="5731200" cy="2679700"/>
             <wp:effectExtent b="0" l="0" r="0" t="0"/>
-            <wp:docPr id="19" name="image8.jpg"/>
+            <wp:docPr id="19" name="image16.jpg"/>
             <a:graphic>
               <a:graphicData uri="http://schemas.openxmlformats.org/drawingml/2006/picture">
                 <pic:pic>
                   <pic:nvPicPr>
-                    <pic:cNvPr id="0" name="image8.jpg"/>
+                    <pic:cNvPr id="0" name="image16.jpg"/>
                     <pic:cNvPicPr preferRelativeResize="0"/>
                   </pic:nvPicPr>
                   <pic:blipFill>
@@ -6665,12 +6665,12 @@
           <wp:inline distB="114300" distT="114300" distL="114300" distR="114300">
             <wp:extent cx="5731200" cy="3225800"/>
             <wp:effectExtent b="0" l="0" r="0" t="0"/>
-            <wp:docPr id="20" name="image6.jpg"/>
+            <wp:docPr id="20" name="image3.jpg"/>
             <a:graphic>
               <a:graphicData uri="http://schemas.openxmlformats.org/drawingml/2006/picture">
                 <pic:pic>
                   <pic:nvPicPr>
-                    <pic:cNvPr id="0" name="image6.jpg"/>
+                    <pic:cNvPr id="0" name="image3.jpg"/>
                     <pic:cNvPicPr preferRelativeResize="0"/>
                   </pic:nvPicPr>
                   <pic:blipFill>
@@ -6770,12 +6770,12 @@
           <wp:inline distB="114300" distT="114300" distL="114300" distR="114300">
             <wp:extent cx="5731200" cy="4368800"/>
             <wp:effectExtent b="0" l="0" r="0" t="0"/>
-            <wp:docPr id="21" name="image15.png"/>
+            <wp:docPr id="21" name="image18.png"/>
             <a:graphic>
               <a:graphicData uri="http://schemas.openxmlformats.org/drawingml/2006/picture">
                 <pic:pic>
                   <pic:nvPicPr>
-                    <pic:cNvPr id="0" name="image15.png"/>
+                    <pic:cNvPr id="0" name="image18.png"/>
                     <pic:cNvPicPr preferRelativeResize="0"/>
                   </pic:nvPicPr>
                   <pic:blipFill>

--- a/ai_14/daniel_onyshko/epic_1/epic_1_report_daniel_onyshko.docx
+++ b/ai_14/daniel_onyshko/epic_1/epic_1_report_daniel_onyshko.docx
@@ -106,12 +106,12 @@
             <wp:extent cx="2727722" cy="2571750"/>
             <wp:effectExtent b="0" l="0" r="0" t="0"/>
             <wp:wrapNone/>
-            <wp:docPr descr="A blue and white logo&#10;&#10;Description automatically generated" id="11" name="image1.jpg"/>
+            <wp:docPr descr="A blue and white logo&#10;&#10;Description automatically generated" id="11" name="image3.jpg"/>
             <a:graphic>
               <a:graphicData uri="http://schemas.openxmlformats.org/drawingml/2006/picture">
                 <pic:pic>
                   <pic:nvPicPr>
-                    <pic:cNvPr descr="A blue and white logo&#10;&#10;Description automatically generated" id="0" name="image1.jpg"/>
+                    <pic:cNvPr descr="A blue and white logo&#10;&#10;Description automatically generated" id="0" name="image3.jpg"/>
                     <pic:cNvPicPr preferRelativeResize="0"/>
                   </pic:nvPicPr>
                   <pic:blipFill>
@@ -3973,17 +3973,17 @@
           <wp:inline distB="114300" distT="114300" distL="114300" distR="114300">
             <wp:extent cx="5643563" cy="3318670"/>
             <wp:effectExtent b="0" l="0" r="0" t="0"/>
-            <wp:docPr id="22" name="image13.png"/>
+            <wp:docPr id="22" name="image21.png"/>
             <a:graphic>
               <a:graphicData uri="http://schemas.openxmlformats.org/drawingml/2006/picture">
                 <pic:pic>
                   <pic:nvPicPr>
-                    <pic:cNvPr id="0" name="image13.png"/>
+                    <pic:cNvPr id="0" name="image21.png"/>
                     <pic:cNvPicPr preferRelativeResize="0"/>
                   </pic:nvPicPr>
                   <pic:blipFill>
                     <a:blip r:embed="rId10"/>
-                    <a:srcRect b="0" l="2836" r="2836" t="0"/>
+                    <a:srcRect b="-1501" l="0" r="0" t="0"/>
                     <a:stretch>
                       <a:fillRect/>
                     </a:stretch>
@@ -4060,12 +4060,12 @@
           <wp:inline distB="114300" distT="114300" distL="114300" distR="114300">
             <wp:extent cx="5181600" cy="2561258"/>
             <wp:effectExtent b="0" l="0" r="0" t="0"/>
-            <wp:docPr id="2" name="image21.png"/>
+            <wp:docPr id="2" name="image16.png"/>
             <a:graphic>
               <a:graphicData uri="http://schemas.openxmlformats.org/drawingml/2006/picture">
                 <pic:pic>
                   <pic:nvPicPr>
-                    <pic:cNvPr id="0" name="image21.png"/>
+                    <pic:cNvPr id="0" name="image16.png"/>
                     <pic:cNvPicPr preferRelativeResize="0"/>
                   </pic:nvPicPr>
                   <pic:blipFill>
@@ -4151,12 +4151,12 @@
           <wp:inline distB="114300" distT="114300" distL="114300" distR="114300">
             <wp:extent cx="5731200" cy="1739900"/>
             <wp:effectExtent b="0" l="0" r="0" t="0"/>
-            <wp:docPr id="5" name="image2.png"/>
+            <wp:docPr id="5" name="image7.png"/>
             <a:graphic>
               <a:graphicData uri="http://schemas.openxmlformats.org/drawingml/2006/picture">
                 <pic:pic>
                   <pic:nvPicPr>
-                    <pic:cNvPr id="0" name="image2.png"/>
+                    <pic:cNvPr id="0" name="image7.png"/>
                     <pic:cNvPicPr preferRelativeResize="0"/>
                   </pic:nvPicPr>
                   <pic:blipFill>
@@ -4388,12 +4388,12 @@
           <wp:inline distB="114300" distT="114300" distL="114300" distR="114300">
             <wp:extent cx="1943100" cy="3271380"/>
             <wp:effectExtent b="0" l="0" r="0" t="0"/>
-            <wp:docPr id="4" name="image10.png"/>
+            <wp:docPr id="4" name="image5.png"/>
             <a:graphic>
               <a:graphicData uri="http://schemas.openxmlformats.org/drawingml/2006/picture">
                 <pic:pic>
                   <pic:nvPicPr>
-                    <pic:cNvPr id="0" name="image10.png"/>
+                    <pic:cNvPr id="0" name="image5.png"/>
                     <pic:cNvPicPr preferRelativeResize="0"/>
                   </pic:nvPicPr>
                   <pic:blipFill>
@@ -4540,12 +4540,12 @@
           <wp:inline distB="114300" distT="114300" distL="114300" distR="114300">
             <wp:extent cx="5731200" cy="3022600"/>
             <wp:effectExtent b="0" l="0" r="0" t="0"/>
-            <wp:docPr id="7" name="image6.png"/>
+            <wp:docPr id="7" name="image15.png"/>
             <a:graphic>
               <a:graphicData uri="http://schemas.openxmlformats.org/drawingml/2006/picture">
                 <pic:pic>
                   <pic:nvPicPr>
-                    <pic:cNvPr id="0" name="image6.png"/>
+                    <pic:cNvPr id="0" name="image15.png"/>
                     <pic:cNvPicPr preferRelativeResize="0"/>
                   </pic:nvPicPr>
                   <pic:blipFill>
@@ -4638,12 +4638,12 @@
           <wp:inline distB="114300" distT="114300" distL="114300" distR="114300">
             <wp:extent cx="4129088" cy="3209988"/>
             <wp:effectExtent b="0" l="0" r="0" t="0"/>
-            <wp:docPr id="6" name="image15.png"/>
+            <wp:docPr id="6" name="image9.png"/>
             <a:graphic>
               <a:graphicData uri="http://schemas.openxmlformats.org/drawingml/2006/picture">
                 <pic:pic>
                   <pic:nvPicPr>
-                    <pic:cNvPr id="0" name="image15.png"/>
+                    <pic:cNvPr id="0" name="image9.png"/>
                     <pic:cNvPicPr preferRelativeResize="0"/>
                   </pic:nvPicPr>
                   <pic:blipFill>
@@ -4796,12 +4796,12 @@
           <wp:inline distB="114300" distT="114300" distL="114300" distR="114300">
             <wp:extent cx="4523423" cy="2949463"/>
             <wp:effectExtent b="0" l="0" r="0" t="0"/>
-            <wp:docPr id="9" name="image8.png"/>
+            <wp:docPr id="9" name="image10.png"/>
             <a:graphic>
               <a:graphicData uri="http://schemas.openxmlformats.org/drawingml/2006/picture">
                 <pic:pic>
                   <pic:nvPicPr>
-                    <pic:cNvPr id="0" name="image8.png"/>
+                    <pic:cNvPr id="0" name="image10.png"/>
                     <pic:cNvPicPr preferRelativeResize="0"/>
                   </pic:nvPicPr>
                   <pic:blipFill>
@@ -4957,12 +4957,12 @@
           <wp:inline distB="114300" distT="114300" distL="114300" distR="114300">
             <wp:extent cx="5731200" cy="2451100"/>
             <wp:effectExtent b="0" l="0" r="0" t="0"/>
-            <wp:docPr id="8" name="image5.png"/>
+            <wp:docPr id="8" name="image22.png"/>
             <a:graphic>
               <a:graphicData uri="http://schemas.openxmlformats.org/drawingml/2006/picture">
                 <pic:pic>
                   <pic:nvPicPr>
-                    <pic:cNvPr id="0" name="image5.png"/>
+                    <pic:cNvPr id="0" name="image22.png"/>
                     <pic:cNvPicPr preferRelativeResize="0"/>
                   </pic:nvPicPr>
                   <pic:blipFill>
@@ -5135,12 +5135,12 @@
           <wp:inline distB="114300" distT="114300" distL="114300" distR="114300">
             <wp:extent cx="5731200" cy="2705100"/>
             <wp:effectExtent b="0" l="0" r="0" t="0"/>
-            <wp:docPr id="13" name="image12.png"/>
+            <wp:docPr id="13" name="image11.png"/>
             <a:graphic>
               <a:graphicData uri="http://schemas.openxmlformats.org/drawingml/2006/picture">
                 <pic:pic>
                   <pic:nvPicPr>
-                    <pic:cNvPr id="0" name="image12.png"/>
+                    <pic:cNvPr id="0" name="image11.png"/>
                     <pic:cNvPicPr preferRelativeResize="0"/>
                   </pic:nvPicPr>
                   <pic:blipFill>
@@ -5293,12 +5293,12 @@
           <wp:inline distB="114300" distT="114300" distL="114300" distR="114300">
             <wp:extent cx="4713923" cy="2417579"/>
             <wp:effectExtent b="0" l="0" r="0" t="0"/>
-            <wp:docPr id="10" name="image7.png"/>
+            <wp:docPr id="10" name="image2.png"/>
             <a:graphic>
               <a:graphicData uri="http://schemas.openxmlformats.org/drawingml/2006/picture">
                 <pic:pic>
                   <pic:nvPicPr>
-                    <pic:cNvPr id="0" name="image7.png"/>
+                    <pic:cNvPr id="0" name="image2.png"/>
                     <pic:cNvPicPr preferRelativeResize="0"/>
                   </pic:nvPicPr>
                   <pic:blipFill>
@@ -5399,12 +5399,12 @@
           <wp:inline distB="114300" distT="114300" distL="114300" distR="114300">
             <wp:extent cx="5731200" cy="2146300"/>
             <wp:effectExtent b="0" l="0" r="0" t="0"/>
-            <wp:docPr id="12" name="image4.png"/>
+            <wp:docPr id="12" name="image12.png"/>
             <a:graphic>
               <a:graphicData uri="http://schemas.openxmlformats.org/drawingml/2006/picture">
                 <pic:pic>
                   <pic:nvPicPr>
-                    <pic:cNvPr id="0" name="image4.png"/>
+                    <pic:cNvPr id="0" name="image12.png"/>
                     <pic:cNvPicPr preferRelativeResize="0"/>
                   </pic:nvPicPr>
                   <pic:blipFill>
@@ -5712,12 +5712,12 @@
           <wp:inline distB="114300" distT="114300" distL="114300" distR="114300">
             <wp:extent cx="4790123" cy="2703049"/>
             <wp:effectExtent b="0" l="0" r="0" t="0"/>
-            <wp:docPr id="15" name="image9.png"/>
+            <wp:docPr id="15" name="image8.png"/>
             <a:graphic>
               <a:graphicData uri="http://schemas.openxmlformats.org/drawingml/2006/picture">
                 <pic:pic>
                   <pic:nvPicPr>
-                    <pic:cNvPr id="0" name="image9.png"/>
+                    <pic:cNvPr id="0" name="image8.png"/>
                     <pic:cNvPicPr preferRelativeResize="0"/>
                   </pic:nvPicPr>
                   <pic:blipFill>
@@ -5898,12 +5898,12 @@
           <wp:inline distB="114300" distT="114300" distL="114300" distR="114300">
             <wp:extent cx="5731200" cy="5943600"/>
             <wp:effectExtent b="0" l="0" r="0" t="0"/>
-            <wp:docPr id="3" name="image22.png"/>
+            <wp:docPr id="3" name="image19.png"/>
             <a:graphic>
               <a:graphicData uri="http://schemas.openxmlformats.org/drawingml/2006/picture">
                 <pic:pic>
                   <pic:nvPicPr>
-                    <pic:cNvPr id="0" name="image22.png"/>
+                    <pic:cNvPr id="0" name="image19.png"/>
                     <pic:cNvPicPr preferRelativeResize="0"/>
                   </pic:nvPicPr>
                   <pic:blipFill>
@@ -5956,12 +5956,12 @@
           <wp:inline distB="114300" distT="114300" distL="114300" distR="114300">
             <wp:extent cx="5731200" cy="2425700"/>
             <wp:effectExtent b="0" l="0" r="0" t="0"/>
-            <wp:docPr id="1" name="image19.png"/>
+            <wp:docPr id="1" name="image17.png"/>
             <a:graphic>
               <a:graphicData uri="http://schemas.openxmlformats.org/drawingml/2006/picture">
                 <pic:pic>
                   <pic:nvPicPr>
-                    <pic:cNvPr id="0" name="image19.png"/>
+                    <pic:cNvPr id="0" name="image17.png"/>
                     <pic:cNvPicPr preferRelativeResize="0"/>
                   </pic:nvPicPr>
                   <pic:blipFill>
@@ -6175,12 +6175,12 @@
           <wp:inline distB="114300" distT="114300" distL="114300" distR="114300">
             <wp:extent cx="3942398" cy="1604395"/>
             <wp:effectExtent b="0" l="0" r="0" t="0"/>
-            <wp:docPr id="17" name="image17.png"/>
+            <wp:docPr id="17" name="image1.png"/>
             <a:graphic>
               <a:graphicData uri="http://schemas.openxmlformats.org/drawingml/2006/picture">
                 <pic:pic>
                   <pic:nvPicPr>
-                    <pic:cNvPr id="0" name="image17.png"/>
+                    <pic:cNvPr id="0" name="image1.png"/>
                     <pic:cNvPicPr preferRelativeResize="0"/>
                   </pic:nvPicPr>
                   <pic:blipFill>
@@ -6351,12 +6351,12 @@
           <wp:inline distB="114300" distT="114300" distL="114300" distR="114300">
             <wp:extent cx="6734175" cy="2271713"/>
             <wp:effectExtent b="0" l="0" r="0" t="0"/>
-            <wp:docPr id="18" name="image11.png"/>
+            <wp:docPr id="18" name="image6.png"/>
             <a:graphic>
               <a:graphicData uri="http://schemas.openxmlformats.org/drawingml/2006/picture">
                 <pic:pic>
                   <pic:nvPicPr>
-                    <pic:cNvPr id="0" name="image11.png"/>
+                    <pic:cNvPr id="0" name="image6.png"/>
                     <pic:cNvPicPr preferRelativeResize="0"/>
                   </pic:nvPicPr>
                   <pic:blipFill>
@@ -6530,12 +6530,12 @@
           <wp:inline distB="114300" distT="114300" distL="114300" distR="114300">
             <wp:extent cx="5731200" cy="2679700"/>
             <wp:effectExtent b="0" l="0" r="0" t="0"/>
-            <wp:docPr id="19" name="image16.jpg"/>
+            <wp:docPr id="19" name="image4.jpg"/>
             <a:graphic>
               <a:graphicData uri="http://schemas.openxmlformats.org/drawingml/2006/picture">
                 <pic:pic>
                   <pic:nvPicPr>
-                    <pic:cNvPr id="0" name="image16.jpg"/>
+                    <pic:cNvPr id="0" name="image4.jpg"/>
                     <pic:cNvPicPr preferRelativeResize="0"/>
                   </pic:nvPicPr>
                   <pic:blipFill>
@@ -6665,12 +6665,12 @@
           <wp:inline distB="114300" distT="114300" distL="114300" distR="114300">
             <wp:extent cx="5731200" cy="3225800"/>
             <wp:effectExtent b="0" l="0" r="0" t="0"/>
-            <wp:docPr id="20" name="image3.jpg"/>
+            <wp:docPr id="20" name="image13.jpg"/>
             <a:graphic>
               <a:graphicData uri="http://schemas.openxmlformats.org/drawingml/2006/picture">
                 <pic:pic>
                   <pic:nvPicPr>
-                    <pic:cNvPr id="0" name="image3.jpg"/>
+                    <pic:cNvPr id="0" name="image13.jpg"/>
                     <pic:cNvPicPr preferRelativeResize="0"/>
                   </pic:nvPicPr>
                   <pic:blipFill>
